--- a/public/downloads/saphala_single_question_template_UPDATED.docx
+++ b/public/downloads/saphala_single_question_template_UPDATED.docx
@@ -24,7 +24,7 @@
         <w:rPr>
           <w:color w:val="111827"/>
         </w:rPr>
-        <w:t xml:space="preserve">Version 2.0  ·  March 2026  ·  Supports images, screenshots, and equations</w:t>
+        <w:t xml:space="preserve">Version 3.0  ·  March 2026  ·  Rich Text + Images + Screenshots + Equations</w:t>
       </w:r>
     </w:p>
     <w:p>
@@ -35,7 +35,7 @@
         <w:rPr>
           <w:color w:val="111827"/>
         </w:rPr>
-        <w:t xml:space="preserve">Do NOT include Section or Subsection fields — selected in admin UI before uploading.</w:t>
+        <w:t xml:space="preserve">Do NOT include Section or Subsection. These are selected in the admin UI before uploading.</w:t>
       </w:r>
     </w:p>
     <w:p>
@@ -105,7 +105,7 @@
         <w:rPr>
           <w:color w:val="111827"/>
         </w:rPr>
-        <w:t xml:space="preserve">3. If the section has subsections, select the Subsection.</w:t>
+        <w:t xml:space="preserve">3. If the section has subsections, select the correct Subsection.</w:t>
       </w:r>
     </w:p>
     <w:p>
@@ -137,7 +137,7 @@
         <w:rPr>
           <w:color w:val="111827"/>
         </w:rPr>
-        <w:t xml:space="preserve">5. Upload this DOCX file and review the preview.</w:t>
+        <w:t xml:space="preserve">5. Upload this DOCX file (and a ZIP with any referenced images).</w:t>
       </w:r>
     </w:p>
     <w:p>
@@ -153,29 +153,7 @@
         <w:rPr>
           <w:color w:val="111827"/>
         </w:rPr>
-        <w:t xml:space="preserve">6. Commit to save questions into the selected section/subsection.</w:t>
-      </w:r>
-    </w:p>
-    <w:p>
-      <w:pPr>
-        <w:pBdr>
-          <w:bottom w:val="single" w:color="c7d2fe" w:sz="6"/>
-        </w:pBdr>
-        <w:spacing w:after="200" w:before="200"/>
-      </w:pPr>
-    </w:p>
-    <w:p>
-      <w:pPr>
-        <w:pStyle w:val="Heading2"/>
-        <w:spacing w:after="120" w:before="260"/>
-      </w:pPr>
-      <w:r>
-        <w:rPr>
-          <w:b/>
-          <w:bCs/>
-          <w:color w:val="3730a3"/>
-        </w:rPr>
-        <w:t xml:space="preserve">Template Rules</w:t>
+        <w:t xml:space="preserve">6. Review the preview — check errors and warnings.</w:t>
       </w:r>
     </w:p>
     <w:p>
@@ -191,7 +169,44 @@
         <w:rPr>
           <w:color w:val="111827"/>
         </w:rPr>
-        <w:t xml:space="preserve">Each question block begins with QUESTION: and ends with END_QUESTION.</w:t>
+        <w:t xml:space="preserve">7. Commit to save questions into the selected section/subsection.</w:t>
+      </w:r>
+    </w:p>
+    <w:p>
+      <w:pPr>
+        <w:shd w:fill="eef2ff" w:color="auto" w:val="clear"/>
+        <w:spacing w:after="100" w:before="100"/>
+        <w:ind w:left="360" w:right="360"/>
+      </w:pPr>
+      <w:r>
+        <w:rPr>
+          <w:color w:val="3730a3"/>
+          <w:sz w:val="18"/>
+          <w:szCs w:val="18"/>
+        </w:rPr>
+        <w:t xml:space="preserve">Section and Subsection are NEVER columns in any upload file.</w:t>
+      </w:r>
+    </w:p>
+    <w:p>
+      <w:pPr>
+        <w:pBdr>
+          <w:bottom w:val="single" w:color="c7d2fe" w:sz="6"/>
+        </w:pBdr>
+        <w:spacing w:after="200" w:before="200"/>
+      </w:pPr>
+    </w:p>
+    <w:p>
+      <w:pPr>
+        <w:pStyle w:val="Heading2"/>
+        <w:spacing w:after="120" w:before="260"/>
+      </w:pPr>
+      <w:r>
+        <w:rPr>
+          <w:b/>
+          <w:bCs/>
+          <w:color w:val="3730a3"/>
+        </w:rPr>
+        <w:t xml:space="preserve">Rich Content Rules</w:t>
       </w:r>
     </w:p>
     <w:p>
@@ -207,7 +222,108 @@
         <w:rPr>
           <w:color w:val="111827"/>
         </w:rPr>
-        <w:t xml:space="preserve">Field labels are case-sensitive and must appear exactly as shown.</w:t>
+        <w:t xml:space="preserve">question_rich_text, option_a/b/c/d_rich_text, explanation_rich_text may contain:</w:t>
+      </w:r>
+    </w:p>
+    <w:p>
+      <w:pPr>
+        <w:pStyle w:val="ListParagraph"/>
+        <w:numPr>
+          <w:ilvl w:val="1"/>
+          <w:numId w:val="1"/>
+        </w:numPr>
+        <w:spacing w:after="50" w:before="50"/>
+      </w:pPr>
+      <w:r>
+        <w:rPr>
+          <w:color w:val="111827"/>
+        </w:rPr>
+        <w:t xml:space="preserve">Formatted text — bold, italic using HTML tags: &lt;b&gt;bold&lt;/b&gt; &lt;i&gt;italic&lt;/i&gt;</w:t>
+      </w:r>
+    </w:p>
+    <w:p>
+      <w:pPr>
+        <w:pStyle w:val="ListParagraph"/>
+        <w:numPr>
+          <w:ilvl w:val="1"/>
+          <w:numId w:val="1"/>
+        </w:numPr>
+        <w:spacing w:after="50" w:before="50"/>
+      </w:pPr>
+      <w:r>
+        <w:rPr>
+          <w:color w:val="111827"/>
+        </w:rPr>
+        <w:t xml:space="preserve">Image references — use the matching _image_ref column or inline images in DOCX</w:t>
+      </w:r>
+    </w:p>
+    <w:p>
+      <w:pPr>
+        <w:pStyle w:val="ListParagraph"/>
+        <w:numPr>
+          <w:ilvl w:val="1"/>
+          <w:numId w:val="1"/>
+        </w:numPr>
+        <w:spacing w:after="50" w:before="50"/>
+      </w:pPr>
+      <w:r>
+        <w:rPr>
+          <w:color w:val="111827"/>
+        </w:rPr>
+        <w:t xml:space="preserve">Equation markers — use the matching _equation column for math expressions</w:t>
+      </w:r>
+    </w:p>
+    <w:p>
+      <w:pPr>
+        <w:pStyle w:val="ListParagraph"/>
+        <w:numPr>
+          <w:ilvl w:val="1"/>
+          <w:numId w:val="1"/>
+        </w:numPr>
+        <w:spacing w:after="50" w:before="50"/>
+      </w:pPr>
+      <w:r>
+        <w:rPr>
+          <w:color w:val="111827"/>
+        </w:rPr>
+        <w:t xml:space="preserve">Screenshots — treated as regular images; not rejected for being screenshots</w:t>
+      </w:r>
+    </w:p>
+    <w:p>
+      <w:pPr>
+        <w:pBdr>
+          <w:bottom w:val="single" w:color="c7d2fe" w:sz="6"/>
+        </w:pBdr>
+        <w:spacing w:after="200" w:before="200"/>
+      </w:pPr>
+    </w:p>
+    <w:p>
+      <w:pPr>
+        <w:pStyle w:val="Heading2"/>
+        <w:spacing w:after="120" w:before="260"/>
+      </w:pPr>
+      <w:r>
+        <w:rPr>
+          <w:b/>
+          <w:bCs/>
+          <w:color w:val="3730a3"/>
+        </w:rPr>
+        <w:t xml:space="preserve">Image and Screenshot Rules</w:t>
+      </w:r>
+    </w:p>
+    <w:p>
+      <w:pPr>
+        <w:shd w:fill="f0fdf4" w:color="auto" w:val="clear"/>
+        <w:spacing w:after="100" w:before="100"/>
+        <w:ind w:left="360" w:right="360"/>
+      </w:pPr>
+      <w:r>
+        <w:rPr>
+          <w:color w:val="166534"/>
+          <w:sz w:val="18"/>
+          <w:szCs w:val="18"/>
+        </w:rPr>
+        <w:t xml:space="preserve">✓ Screenshots are explicitly supported. They are NOT rejected for being screenshots.</w:t>
       </w:r>
     </w:p>
     <w:p>
@@ -223,7 +339,7 @@
         <w:rPr>
           <w:color w:val="111827"/>
         </w:rPr>
-        <w:t xml:space="preserve">Optional fields may be left blank: (leave blank)</w:t>
+        <w:t xml:space="preserve">Formats: PNG, JPG, JPEG, GIF, WEBP.</w:t>
       </w:r>
     </w:p>
     <w:p>
@@ -239,7 +355,7 @@
         <w:rPr>
           <w:color w:val="111827"/>
         </w:rPr>
-        <w:t xml:space="preserve">Images: insert inline in the document directly below the relevant label line.</w:t>
+        <w:t xml:space="preserve">Minimum readable width: 600px. Recommended: 1000px+. Max size: 2 MB per image.</w:t>
       </w:r>
     </w:p>
     <w:p>
@@ -255,7 +371,7 @@
         <w:rPr>
           <w:color w:val="111827"/>
         </w:rPr>
-        <w:t xml:space="preserve">Equations: type using plain-text math notation, or insert as an inline image.</w:t>
+        <w:t xml:space="preserve">DOCX: insert inline below the relevant label line (Question Image:, Option A Image:, etc.)</w:t>
       </w:r>
     </w:p>
     <w:p>
@@ -271,7 +387,7 @@
         <w:rPr>
           <w:color w:val="111827"/>
         </w:rPr>
-        <w:t xml:space="preserve">Blank lines between fields are ignored by the parser.</w:t>
+        <w:t xml:space="preserve">CSV: enter a relative path in the _image_ref column — images/q001_chart.png</w:t>
       </w:r>
     </w:p>
     <w:p>
@@ -287,29 +403,7 @@
         <w:rPr>
           <w:color w:val="111827"/>
         </w:rPr>
-        <w:t xml:space="preserve">Maximum 200 questions per DOCX file.</w:t>
-      </w:r>
-    </w:p>
-    <w:p>
-      <w:pPr>
-        <w:pBdr>
-          <w:bottom w:val="single" w:color="c7d2fe" w:sz="6"/>
-        </w:pBdr>
-        <w:spacing w:after="200" w:before="200"/>
-      </w:pPr>
-    </w:p>
-    <w:p>
-      <w:pPr>
-        <w:pStyle w:val="Heading2"/>
-        <w:spacing w:after="120" w:before="260"/>
-      </w:pPr>
-      <w:r>
-        <w:rPr>
-          <w:b/>
-          <w:bCs/>
-          <w:color w:val="3730a3"/>
-        </w:rPr>
-        <w:t xml:space="preserve">Image Rules</w:t>
+        <w:t xml:space="preserve">All referenced images must be included in a ZIP alongside the CSV.</w:t>
       </w:r>
     </w:p>
     <w:p>
@@ -325,7 +419,7 @@
         <w:rPr>
           <w:color w:val="111827"/>
         </w:rPr>
-        <w:t xml:space="preserve">Formats: PNG, JPG, JPEG, GIF, WEBP.</w:t>
+        <w:t xml:space="preserve">Crop screenshots tightly — remove browser chrome, toolbars, unrelated content.</w:t>
       </w:r>
     </w:p>
     <w:p>
@@ -341,22 +435,7 @@
         <w:rPr>
           <w:color w:val="111827"/>
         </w:rPr>
-        <w:t xml:space="preserve">Minimum readable width: 600px. Maximum size per image: 2 MB.</w:t>
-      </w:r>
-    </w:p>
-    <w:p>
-      <w:pPr>
-        <w:shd w:fill="f0fdf4" w:color="auto" w:val="clear"/>
-        <w:spacing w:after="100" w:before="100"/>
-        <w:ind w:left="360" w:right="360"/>
-      </w:pPr>
-      <w:r>
-        <w:rPr>
-          <w:color w:val="166534"/>
-          <w:sz w:val="18"/>
-          <w:szCs w:val="18"/>
-        </w:rPr>
-        <w:t xml:space="preserve">✓ Screenshots are explicitly allowed and will not be rejected for being screenshots.</w:t>
+        <w:t xml:space="preserve">Use PNG format for text-heavy screenshots (sharper text than JPEG).</w:t>
       </w:r>
     </w:p>
     <w:p>
@@ -372,6 +451,28 @@
           <w:szCs w:val="18"/>
         </w:rPr>
         <w:t xml:space="preserve">⚠ Blurry or unreadable images are imported but flagged as WARNINGs. Fix before publishing.</w:t>
+      </w:r>
+    </w:p>
+    <w:p>
+      <w:pPr>
+        <w:pBdr>
+          <w:bottom w:val="single" w:color="c7d2fe" w:sz="6"/>
+        </w:pBdr>
+        <w:spacing w:after="200" w:before="200"/>
+      </w:pPr>
+    </w:p>
+    <w:p>
+      <w:pPr>
+        <w:pStyle w:val="Heading2"/>
+        <w:spacing w:after="120" w:before="260"/>
+      </w:pPr>
+      <w:r>
+        <w:rPr>
+          <w:b/>
+          <w:bCs/>
+          <w:color w:val="3730a3"/>
+        </w:rPr>
+        <w:t xml:space="preserve">Equation Rules</w:t>
       </w:r>
     </w:p>
     <w:p>
@@ -387,7 +488,71 @@
         <w:rPr>
           <w:color w:val="111827"/>
         </w:rPr>
-        <w:t xml:space="preserve">Crop screenshots tightly — remove browser chrome, taskbars, unrelated content.</w:t>
+        <w:t xml:space="preserve">Use plain-text math notation in the _equation column:</w:t>
+      </w:r>
+    </w:p>
+    <w:p>
+      <w:pPr>
+        <w:pStyle w:val="ListParagraph"/>
+        <w:numPr>
+          <w:ilvl w:val="1"/>
+          <w:numId w:val="1"/>
+        </w:numPr>
+        <w:spacing w:after="50" w:before="50"/>
+      </w:pPr>
+      <w:r>
+        <w:rPr>
+          <w:color w:val="111827"/>
+        </w:rPr>
+        <w:t xml:space="preserve">x^2 + 5x - 6 = 0  →  x squared plus 5x minus 6</w:t>
+      </w:r>
+    </w:p>
+    <w:p>
+      <w:pPr>
+        <w:pStyle w:val="ListParagraph"/>
+        <w:numPr>
+          <w:ilvl w:val="1"/>
+          <w:numId w:val="1"/>
+        </w:numPr>
+        <w:spacing w:after="50" w:before="50"/>
+      </w:pPr>
+      <w:r>
+        <w:rPr>
+          <w:color w:val="111827"/>
+        </w:rPr>
+        <w:t xml:space="preserve">sqrt(144) = 12     →  square root of 144</w:t>
+      </w:r>
+    </w:p>
+    <w:p>
+      <w:pPr>
+        <w:pStyle w:val="ListParagraph"/>
+        <w:numPr>
+          <w:ilvl w:val="1"/>
+          <w:numId w:val="1"/>
+        </w:numPr>
+        <w:spacing w:after="50" w:before="50"/>
+      </w:pPr>
+      <w:r>
+        <w:rPr>
+          <w:color w:val="111827"/>
+        </w:rPr>
+        <w:t xml:space="preserve">3/4 + 1/2 = 5/4    →  fractions</w:t>
+      </w:r>
+    </w:p>
+    <w:p>
+      <w:pPr>
+        <w:pStyle w:val="ListParagraph"/>
+        <w:numPr>
+          <w:ilvl w:val="1"/>
+          <w:numId w:val="1"/>
+        </w:numPr>
+        <w:spacing w:after="50" w:before="50"/>
+      </w:pPr>
+      <w:r>
+        <w:rPr>
+          <w:color w:val="111827"/>
+        </w:rPr>
+        <w:t xml:space="preserve">sin(x) cos(x)       →  trigonometry</w:t>
       </w:r>
     </w:p>
     <w:p>
@@ -403,7 +568,22 @@
         <w:rPr>
           <w:color w:val="111827"/>
         </w:rPr>
-        <w:t xml:space="preserve">Use PNG format for text-heavy screenshots (better than JPEG for sharpness).</w:t>
+        <w:t xml:space="preserve">If the equation is too complex to type, insert it as a screenshot in the _image_ref column.</w:t>
+      </w:r>
+    </w:p>
+    <w:p>
+      <w:pPr>
+        <w:shd w:fill="fefce8" w:color="auto" w:val="clear"/>
+        <w:spacing w:after="100" w:before="100"/>
+        <w:ind w:left="360" w:right="360"/>
+      </w:pPr>
+      <w:r>
+        <w:rPr>
+          <w:color w:val="92400e"/>
+          <w:sz w:val="18"/>
+          <w:szCs w:val="18"/>
+        </w:rPr>
+        <w:t xml:space="preserve">⚠ Do NOT paste raw LaTeX code (e.g. \frac{a}{b}) — use plain-text notation or an image.</w:t>
       </w:r>
     </w:p>
     <w:p>
@@ -425,70 +605,599 @@
           <w:bCs/>
           <w:color w:val="3730a3"/>
         </w:rPr>
-        <w:t xml:space="preserve">Equation Rules</w:t>
-      </w:r>
-    </w:p>
-    <w:p>
-      <w:pPr>
-        <w:pStyle w:val="ListParagraph"/>
-        <w:numPr>
-          <w:ilvl w:val="0"/>
-          <w:numId w:val="1"/>
-        </w:numPr>
-        <w:spacing w:after="50" w:before="50"/>
-      </w:pPr>
-      <w:r>
-        <w:rPr>
-          <w:color w:val="111827"/>
-        </w:rPr>
-        <w:t xml:space="preserve">Use plain-text notation: x^2 for x², sqrt(16) for √16, 3/4 for ¾.</w:t>
-      </w:r>
-    </w:p>
-    <w:p>
-      <w:pPr>
-        <w:pStyle w:val="ListParagraph"/>
-        <w:numPr>
-          <w:ilvl w:val="0"/>
-          <w:numId w:val="1"/>
-        </w:numPr>
-        <w:spacing w:after="50" w:before="50"/>
-      </w:pPr>
-      <w:r>
-        <w:rPr>
-          <w:color w:val="111827"/>
-        </w:rPr>
-        <w:t xml:space="preserve">Paste special characters directly: ≤ ≥ ≠ π θ α β ∑ ∈.</w:t>
-      </w:r>
-    </w:p>
-    <w:p>
-      <w:pPr>
-        <w:pStyle w:val="ListParagraph"/>
-        <w:numPr>
-          <w:ilvl w:val="0"/>
-          <w:numId w:val="1"/>
-        </w:numPr>
-        <w:spacing w:after="50" w:before="50"/>
-      </w:pPr>
-      <w:r>
-        <w:rPr>
-          <w:color w:val="111827"/>
-        </w:rPr>
-        <w:t xml:space="preserve">If the equation is complex, insert it as an image instead of or alongside text.</w:t>
-      </w:r>
-    </w:p>
-    <w:p>
-      <w:pPr>
-        <w:shd w:fill="fefce8" w:color="auto" w:val="clear"/>
-        <w:spacing w:after="100" w:before="100"/>
-        <w:ind w:left="360" w:right="360"/>
-      </w:pPr>
-      <w:r>
-        <w:rPr>
-          <w:color w:val="92400e"/>
+        <w:t xml:space="preserve">Example 1 — Rich Text Question (bold formatting)</w:t>
+      </w:r>
+    </w:p>
+    <w:p>
+      <w:pPr>
+        <w:shd w:fill="f1f5f9" w:color="auto" w:val="clear"/>
+        <w:spacing w:after="80" w:before="80"/>
+        <w:ind w:left="360"/>
+      </w:pPr>
+      <w:r>
+        <w:rPr>
+          <w:rFonts w:ascii="Courier New" w:cs="Courier New" w:eastAsia="Courier New" w:hAnsi="Courier New"/>
+          <w:color w:val="1e293b"/>
           <w:sz w:val="18"/>
           <w:szCs w:val="18"/>
         </w:rPr>
-        <w:t xml:space="preserve">⚠ Do NOT paste raw LaTeX (e.g. \frac{a}{b}) — use plain-text notation or an image.</w:t>
+        <w:t xml:space="preserve">QUESTION:</w:t>
+      </w:r>
+    </w:p>
+    <w:p>
+      <w:pPr>
+        <w:spacing w:after="60" w:before="60"/>
+        <w:ind w:left="360"/>
+      </w:pPr>
+      <w:r>
+        <w:rPr>
+          <w:b/>
+          <w:bCs/>
+          <w:color w:val="374151"/>
+        </w:rPr>
+        <w:t xml:space="preserve">Question Rich Text: </w:t>
+      </w:r>
+      <w:r>
+        <w:rPr>
+          <w:color w:val="111827"/>
+        </w:rPr>
+        <w:t xml:space="preserve">The ratio of the ages of A and B is &lt;b&gt;3:5&lt;/b&gt;. If A is 18, how old is B?</w:t>
+      </w:r>
+    </w:p>
+    <w:p>
+      <w:pPr>
+        <w:spacing w:after="60" w:before="60"/>
+        <w:ind w:left="360"/>
+      </w:pPr>
+      <w:r>
+        <w:rPr>
+          <w:b/>
+          <w:bCs/>
+          <w:color w:val="374151"/>
+        </w:rPr>
+        <w:t xml:space="preserve">Question Image: </w:t>
+      </w:r>
+      <w:r>
+        <w:rPr>
+          <w:color w:val="111827"/>
+        </w:rPr>
+        <w:t xml:space="preserve">(leave blank)</w:t>
+      </w:r>
+    </w:p>
+    <w:p>
+      <w:pPr>
+        <w:spacing w:after="60" w:before="60"/>
+        <w:ind w:left="360"/>
+      </w:pPr>
+      <w:r>
+        <w:rPr>
+          <w:b/>
+          <w:bCs/>
+          <w:color w:val="374151"/>
+        </w:rPr>
+        <w:t xml:space="preserve">Question Equation: </w:t>
+      </w:r>
+      <w:r>
+        <w:rPr>
+          <w:color w:val="111827"/>
+        </w:rPr>
+        <w:t xml:space="preserve">(leave blank)</w:t>
+      </w:r>
+    </w:p>
+    <w:p>
+      <w:pPr>
+        <w:spacing w:after="60" w:before="60"/>
+        <w:ind w:left="360"/>
+      </w:pPr>
+      <w:r>
+        <w:rPr>
+          <w:b/>
+          <w:bCs/>
+          <w:color w:val="374151"/>
+        </w:rPr>
+        <w:t xml:space="preserve">Option A Rich Text: </w:t>
+      </w:r>
+      <w:r>
+        <w:rPr>
+          <w:color w:val="111827"/>
+        </w:rPr>
+        <w:t xml:space="preserve">&lt;b&gt;24&lt;/b&gt;</w:t>
+      </w:r>
+    </w:p>
+    <w:p>
+      <w:pPr>
+        <w:spacing w:after="60" w:before="60"/>
+        <w:ind w:left="360"/>
+      </w:pPr>
+      <w:r>
+        <w:rPr>
+          <w:b/>
+          <w:bCs/>
+          <w:color w:val="374151"/>
+        </w:rPr>
+        <w:t xml:space="preserve">Option A Image: </w:t>
+      </w:r>
+      <w:r>
+        <w:rPr>
+          <w:color w:val="111827"/>
+        </w:rPr>
+        <w:t xml:space="preserve">(leave blank)</w:t>
+      </w:r>
+    </w:p>
+    <w:p>
+      <w:pPr>
+        <w:spacing w:after="60" w:before="60"/>
+        <w:ind w:left="360"/>
+      </w:pPr>
+      <w:r>
+        <w:rPr>
+          <w:b/>
+          <w:bCs/>
+          <w:color w:val="374151"/>
+        </w:rPr>
+        <w:t xml:space="preserve">Option A Equation: </w:t>
+      </w:r>
+      <w:r>
+        <w:rPr>
+          <w:color w:val="111827"/>
+        </w:rPr>
+        <w:t xml:space="preserve">(leave blank)</w:t>
+      </w:r>
+    </w:p>
+    <w:p>
+      <w:pPr>
+        <w:spacing w:after="60" w:before="60"/>
+        <w:ind w:left="360"/>
+      </w:pPr>
+      <w:r>
+        <w:rPr>
+          <w:b/>
+          <w:bCs/>
+          <w:color w:val="374151"/>
+        </w:rPr>
+        <w:t xml:space="preserve">Option B Rich Text: </w:t>
+      </w:r>
+      <w:r>
+        <w:rPr>
+          <w:color w:val="111827"/>
+        </w:rPr>
+        <w:t xml:space="preserve">&lt;b&gt;30&lt;/b&gt;</w:t>
+      </w:r>
+    </w:p>
+    <w:p>
+      <w:pPr>
+        <w:spacing w:after="60" w:before="60"/>
+        <w:ind w:left="360"/>
+      </w:pPr>
+      <w:r>
+        <w:rPr>
+          <w:b/>
+          <w:bCs/>
+          <w:color w:val="374151"/>
+        </w:rPr>
+        <w:t xml:space="preserve">Option B Image: </w:t>
+      </w:r>
+      <w:r>
+        <w:rPr>
+          <w:color w:val="111827"/>
+        </w:rPr>
+        <w:t xml:space="preserve">(leave blank)</w:t>
+      </w:r>
+    </w:p>
+    <w:p>
+      <w:pPr>
+        <w:spacing w:after="60" w:before="60"/>
+        <w:ind w:left="360"/>
+      </w:pPr>
+      <w:r>
+        <w:rPr>
+          <w:b/>
+          <w:bCs/>
+          <w:color w:val="374151"/>
+        </w:rPr>
+        <w:t xml:space="preserve">Option B Equation: </w:t>
+      </w:r>
+      <w:r>
+        <w:rPr>
+          <w:color w:val="111827"/>
+        </w:rPr>
+        <w:t xml:space="preserve">(leave blank)</w:t>
+      </w:r>
+    </w:p>
+    <w:p>
+      <w:pPr>
+        <w:spacing w:after="60" w:before="60"/>
+        <w:ind w:left="360"/>
+      </w:pPr>
+      <w:r>
+        <w:rPr>
+          <w:b/>
+          <w:bCs/>
+          <w:color w:val="374151"/>
+        </w:rPr>
+        <w:t xml:space="preserve">Option C Rich Text: </w:t>
+      </w:r>
+      <w:r>
+        <w:rPr>
+          <w:color w:val="111827"/>
+        </w:rPr>
+        <w:t xml:space="preserve">&lt;b&gt;36&lt;/b&gt;</w:t>
+      </w:r>
+    </w:p>
+    <w:p>
+      <w:pPr>
+        <w:spacing w:after="60" w:before="60"/>
+        <w:ind w:left="360"/>
+      </w:pPr>
+      <w:r>
+        <w:rPr>
+          <w:b/>
+          <w:bCs/>
+          <w:color w:val="374151"/>
+        </w:rPr>
+        <w:t xml:space="preserve">Option C Image: </w:t>
+      </w:r>
+      <w:r>
+        <w:rPr>
+          <w:color w:val="111827"/>
+        </w:rPr>
+        <w:t xml:space="preserve">(leave blank)</w:t>
+      </w:r>
+    </w:p>
+    <w:p>
+      <w:pPr>
+        <w:spacing w:after="60" w:before="60"/>
+        <w:ind w:left="360"/>
+      </w:pPr>
+      <w:r>
+        <w:rPr>
+          <w:b/>
+          <w:bCs/>
+          <w:color w:val="374151"/>
+        </w:rPr>
+        <w:t xml:space="preserve">Option C Equation: </w:t>
+      </w:r>
+      <w:r>
+        <w:rPr>
+          <w:color w:val="111827"/>
+        </w:rPr>
+        <w:t xml:space="preserve">(leave blank)</w:t>
+      </w:r>
+    </w:p>
+    <w:p>
+      <w:pPr>
+        <w:spacing w:after="60" w:before="60"/>
+        <w:ind w:left="360"/>
+      </w:pPr>
+      <w:r>
+        <w:rPr>
+          <w:b/>
+          <w:bCs/>
+          <w:color w:val="374151"/>
+        </w:rPr>
+        <w:t xml:space="preserve">Option D Rich Text: </w:t>
+      </w:r>
+      <w:r>
+        <w:rPr>
+          <w:color w:val="111827"/>
+        </w:rPr>
+        <w:t xml:space="preserve">&lt;b&gt;42&lt;/b&gt;</w:t>
+      </w:r>
+    </w:p>
+    <w:p>
+      <w:pPr>
+        <w:spacing w:after="60" w:before="60"/>
+        <w:ind w:left="360"/>
+      </w:pPr>
+      <w:r>
+        <w:rPr>
+          <w:b/>
+          <w:bCs/>
+          <w:color w:val="374151"/>
+        </w:rPr>
+        <w:t xml:space="preserve">Option D Image: </w:t>
+      </w:r>
+      <w:r>
+        <w:rPr>
+          <w:color w:val="111827"/>
+        </w:rPr>
+        <w:t xml:space="preserve">(leave blank)</w:t>
+      </w:r>
+    </w:p>
+    <w:p>
+      <w:pPr>
+        <w:spacing w:after="60" w:before="60"/>
+        <w:ind w:left="360"/>
+      </w:pPr>
+      <w:r>
+        <w:rPr>
+          <w:b/>
+          <w:bCs/>
+          <w:color w:val="374151"/>
+        </w:rPr>
+        <w:t xml:space="preserve">Option D Equation: </w:t>
+      </w:r>
+      <w:r>
+        <w:rPr>
+          <w:color w:val="111827"/>
+        </w:rPr>
+        <w:t xml:space="preserve">(leave blank)</w:t>
+      </w:r>
+    </w:p>
+    <w:p>
+      <w:pPr>
+        <w:spacing w:after="60" w:before="60"/>
+        <w:ind w:left="360"/>
+      </w:pPr>
+      <w:r>
+        <w:rPr>
+          <w:b/>
+          <w:bCs/>
+          <w:color w:val="374151"/>
+        </w:rPr>
+        <w:t xml:space="preserve">Correct Answer: </w:t>
+      </w:r>
+      <w:r>
+        <w:rPr>
+          <w:color w:val="111827"/>
+        </w:rPr>
+        <w:t xml:space="preserve">B</w:t>
+      </w:r>
+    </w:p>
+    <w:p>
+      <w:pPr>
+        <w:spacing w:after="60" w:before="60"/>
+        <w:ind w:left="360"/>
+      </w:pPr>
+      <w:r>
+        <w:rPr>
+          <w:b/>
+          <w:bCs/>
+          <w:color w:val="374151"/>
+        </w:rPr>
+        <w:t xml:space="preserve">Explanation Rich Text: </w:t>
+      </w:r>
+      <w:r>
+        <w:rPr>
+          <w:color w:val="111827"/>
+        </w:rPr>
+        <w:t xml:space="preserve">If A = 18 and ratio is 3:5 then B = (18 ÷ 3) × 5 = &lt;b&gt;30 years&lt;/b&gt;.</w:t>
+      </w:r>
+    </w:p>
+    <w:p>
+      <w:pPr>
+        <w:spacing w:after="60" w:before="60"/>
+        <w:ind w:left="360"/>
+      </w:pPr>
+      <w:r>
+        <w:rPr>
+          <w:b/>
+          <w:bCs/>
+          <w:color w:val="374151"/>
+        </w:rPr>
+        <w:t xml:space="preserve">Explanation Image: </w:t>
+      </w:r>
+      <w:r>
+        <w:rPr>
+          <w:color w:val="111827"/>
+        </w:rPr>
+        <w:t xml:space="preserve">(leave blank)</w:t>
+      </w:r>
+    </w:p>
+    <w:p>
+      <w:pPr>
+        <w:spacing w:after="60" w:before="60"/>
+        <w:ind w:left="360"/>
+      </w:pPr>
+      <w:r>
+        <w:rPr>
+          <w:b/>
+          <w:bCs/>
+          <w:color w:val="374151"/>
+        </w:rPr>
+        <w:t xml:space="preserve">Explanation Equation: </w:t>
+      </w:r>
+      <w:r>
+        <w:rPr>
+          <w:color w:val="111827"/>
+        </w:rPr>
+        <w:t xml:space="preserve">(leave blank)</w:t>
+      </w:r>
+    </w:p>
+    <w:p>
+      <w:pPr>
+        <w:spacing w:after="60" w:before="60"/>
+        <w:ind w:left="360"/>
+      </w:pPr>
+      <w:r>
+        <w:rPr>
+          <w:b/>
+          <w:bCs/>
+          <w:color w:val="374151"/>
+        </w:rPr>
+        <w:t xml:space="preserve">Category: </w:t>
+      </w:r>
+      <w:r>
+        <w:rPr>
+          <w:color w:val="111827"/>
+        </w:rPr>
+        <w:t xml:space="preserve">Banking</w:t>
+      </w:r>
+    </w:p>
+    <w:p>
+      <w:pPr>
+        <w:spacing w:after="60" w:before="60"/>
+        <w:ind w:left="360"/>
+      </w:pPr>
+      <w:r>
+        <w:rPr>
+          <w:b/>
+          <w:bCs/>
+          <w:color w:val="374151"/>
+        </w:rPr>
+        <w:t xml:space="preserve">Subject: </w:t>
+      </w:r>
+      <w:r>
+        <w:rPr>
+          <w:color w:val="111827"/>
+        </w:rPr>
+        <w:t xml:space="preserve">Quantitative Aptitude</w:t>
+      </w:r>
+    </w:p>
+    <w:p>
+      <w:pPr>
+        <w:spacing w:after="60" w:before="60"/>
+        <w:ind w:left="360"/>
+      </w:pPr>
+      <w:r>
+        <w:rPr>
+          <w:b/>
+          <w:bCs/>
+          <w:color w:val="374151"/>
+        </w:rPr>
+        <w:t xml:space="preserve">Topic: </w:t>
+      </w:r>
+      <w:r>
+        <w:rPr>
+          <w:color w:val="111827"/>
+        </w:rPr>
+        <w:t xml:space="preserve">Ratio and Proportion</w:t>
+      </w:r>
+    </w:p>
+    <w:p>
+      <w:pPr>
+        <w:spacing w:after="60" w:before="60"/>
+        <w:ind w:left="360"/>
+      </w:pPr>
+      <w:r>
+        <w:rPr>
+          <w:b/>
+          <w:bCs/>
+          <w:color w:val="374151"/>
+        </w:rPr>
+        <w:t xml:space="preserve">Subtopic: </w:t>
+      </w:r>
+      <w:r>
+        <w:rPr>
+          <w:color w:val="111827"/>
+        </w:rPr>
+        <w:t xml:space="preserve">Age Problems</w:t>
+      </w:r>
+    </w:p>
+    <w:p>
+      <w:pPr>
+        <w:spacing w:after="60" w:before="60"/>
+        <w:ind w:left="360"/>
+      </w:pPr>
+      <w:r>
+        <w:rPr>
+          <w:b/>
+          <w:bCs/>
+          <w:color w:val="374151"/>
+        </w:rPr>
+        <w:t xml:space="preserve">Question Type: </w:t>
+      </w:r>
+      <w:r>
+        <w:rPr>
+          <w:color w:val="111827"/>
+        </w:rPr>
+        <w:t xml:space="preserve">MCQ</w:t>
+      </w:r>
+    </w:p>
+    <w:p>
+      <w:pPr>
+        <w:spacing w:after="60" w:before="60"/>
+        <w:ind w:left="360"/>
+      </w:pPr>
+      <w:r>
+        <w:rPr>
+          <w:b/>
+          <w:bCs/>
+          <w:color w:val="374151"/>
+        </w:rPr>
+        <w:t xml:space="preserve">Difficulty: </w:t>
+      </w:r>
+      <w:r>
+        <w:rPr>
+          <w:color w:val="111827"/>
+        </w:rPr>
+        <w:t xml:space="preserve">EASY</w:t>
+      </w:r>
+    </w:p>
+    <w:p>
+      <w:pPr>
+        <w:spacing w:after="60" w:before="60"/>
+        <w:ind w:left="360"/>
+      </w:pPr>
+      <w:r>
+        <w:rPr>
+          <w:b/>
+          <w:bCs/>
+          <w:color w:val="374151"/>
+        </w:rPr>
+        <w:t xml:space="preserve">Source Tag: </w:t>
+      </w:r>
+      <w:r>
+        <w:rPr>
+          <w:color w:val="111827"/>
+        </w:rPr>
+        <w:t xml:space="preserve">SBI_PO_2023</w:t>
+      </w:r>
+    </w:p>
+    <w:p>
+      <w:pPr>
+        <w:spacing w:after="60" w:before="60"/>
+        <w:ind w:left="360"/>
+      </w:pPr>
+      <w:r>
+        <w:rPr>
+          <w:b/>
+          <w:bCs/>
+          <w:color w:val="374151"/>
+        </w:rPr>
+        <w:t xml:space="preserve">Marks: </w:t>
+      </w:r>
+      <w:r>
+        <w:rPr>
+          <w:color w:val="111827"/>
+        </w:rPr>
+        <w:t xml:space="preserve">1</w:t>
+      </w:r>
+    </w:p>
+    <w:p>
+      <w:pPr>
+        <w:spacing w:after="60" w:before="60"/>
+        <w:ind w:left="360"/>
+      </w:pPr>
+      <w:r>
+        <w:rPr>
+          <w:b/>
+          <w:bCs/>
+          <w:color w:val="374151"/>
+        </w:rPr>
+        <w:t xml:space="preserve">Negative Marks: </w:t>
+      </w:r>
+      <w:r>
+        <w:rPr>
+          <w:color w:val="111827"/>
+        </w:rPr>
+        <w:t xml:space="preserve">0.25</w:t>
+      </w:r>
+    </w:p>
+    <w:p>
+      <w:pPr>
+        <w:shd w:fill="f1f5f9" w:color="auto" w:val="clear"/>
+        <w:spacing w:after="80" w:before="80"/>
+        <w:ind w:left="360"/>
+      </w:pPr>
+      <w:r>
+        <w:rPr>
+          <w:rFonts w:ascii="Courier New" w:cs="Courier New" w:eastAsia="Courier New" w:hAnsi="Courier New"/>
+          <w:color w:val="1e293b"/>
+          <w:sz w:val="18"/>
+          <w:szCs w:val="18"/>
+        </w:rPr>
+        <w:t xml:space="preserve">END_QUESTION</w:t>
       </w:r>
     </w:p>
     <w:p>
@@ -510,7 +1219,7 @@
           <w:bCs/>
           <w:color w:val="3730a3"/>
         </w:rPr>
-        <w:t xml:space="preserve">Example 1 — Text-Only Question</w:t>
+        <w:t xml:space="preserve">Example 2 — Question with Screenshot (Data Interpretation)</w:t>
       </w:r>
     </w:p>
     <w:p>
@@ -540,13 +1249,13 @@
           <w:bCs/>
           <w:color w:val="374151"/>
         </w:rPr>
-        <w:t xml:space="preserve">Question: </w:t>
-      </w:r>
-      <w:r>
-        <w:rPr>
-          <w:color w:val="111827"/>
-        </w:rPr>
-        <w:t xml:space="preserve">The ratio of ages of A and B is 3:5. If A is 18, how old is B?</w:t>
+        <w:t xml:space="preserve">Question Rich Text: </w:t>
+      </w:r>
+      <w:r>
+        <w:rPr>
+          <w:color w:val="111827"/>
+        </w:rPr>
+        <w:t xml:space="preserve">Study the bar chart shown below. In which year was export revenue highest?</w:t>
       </w:r>
     </w:p>
     <w:p>
@@ -566,6 +1275,37 @@
         <w:rPr>
           <w:color w:val="111827"/>
         </w:rPr>
+        <w:t xml:space="preserve">images/bar_chart_export_2018_2023.png</w:t>
+      </w:r>
+    </w:p>
+    <w:p>
+      <w:pPr>
+        <w:spacing w:after="80" w:before="80"/>
+      </w:pPr>
+      <w:r>
+        <w:rPr>
+          <w:color w:val="6b7280"/>
+        </w:rPr>
+        <w:t xml:space="preserve">        ↑ In DOCX: insert screenshot inline here, below this label line.</w:t>
+      </w:r>
+    </w:p>
+    <w:p>
+      <w:pPr>
+        <w:spacing w:after="60" w:before="60"/>
+        <w:ind w:left="360"/>
+      </w:pPr>
+      <w:r>
+        <w:rPr>
+          <w:b/>
+          <w:bCs/>
+          <w:color w:val="374151"/>
+        </w:rPr>
+        <w:t xml:space="preserve">Question Equation: </w:t>
+      </w:r>
+      <w:r>
+        <w:rPr>
+          <w:color w:val="111827"/>
+        </w:rPr>
         <w:t xml:space="preserve">(leave blank)</w:t>
       </w:r>
     </w:p>
@@ -580,7 +1320,27 @@
           <w:bCs/>
           <w:color w:val="374151"/>
         </w:rPr>
-        <w:t xml:space="preserve">Question Equation: </w:t>
+        <w:t xml:space="preserve">Option A Rich Text: </w:t>
+      </w:r>
+      <w:r>
+        <w:rPr>
+          <w:color w:val="111827"/>
+        </w:rPr>
+        <w:t xml:space="preserve">2018</w:t>
+      </w:r>
+    </w:p>
+    <w:p>
+      <w:pPr>
+        <w:spacing w:after="60" w:before="60"/>
+        <w:ind w:left="360"/>
+      </w:pPr>
+      <w:r>
+        <w:rPr>
+          <w:b/>
+          <w:bCs/>
+          <w:color w:val="374151"/>
+        </w:rPr>
+        <w:t xml:space="preserve">Option A Image: </w:t>
       </w:r>
       <w:r>
         <w:rPr>
@@ -600,27 +1360,7 @@
           <w:bCs/>
           <w:color w:val="374151"/>
         </w:rPr>
-        <w:t xml:space="preserve">Option A: </w:t>
-      </w:r>
-      <w:r>
-        <w:rPr>
-          <w:color w:val="111827"/>
-        </w:rPr>
-        <w:t xml:space="preserve">24</w:t>
-      </w:r>
-    </w:p>
-    <w:p>
-      <w:pPr>
-        <w:spacing w:after="60" w:before="60"/>
-        <w:ind w:left="360"/>
-      </w:pPr>
-      <w:r>
-        <w:rPr>
-          <w:b/>
-          <w:bCs/>
-          <w:color w:val="374151"/>
-        </w:rPr>
-        <w:t xml:space="preserve">Option A Image: </w:t>
+        <w:t xml:space="preserve">Option A Equation: </w:t>
       </w:r>
       <w:r>
         <w:rPr>
@@ -640,7 +1380,27 @@
           <w:bCs/>
           <w:color w:val="374151"/>
         </w:rPr>
-        <w:t xml:space="preserve">Option A Equation: </w:t>
+        <w:t xml:space="preserve">Option B Rich Text: </w:t>
+      </w:r>
+      <w:r>
+        <w:rPr>
+          <w:color w:val="111827"/>
+        </w:rPr>
+        <w:t xml:space="preserve">2020</w:t>
+      </w:r>
+    </w:p>
+    <w:p>
+      <w:pPr>
+        <w:spacing w:after="60" w:before="60"/>
+        <w:ind w:left="360"/>
+      </w:pPr>
+      <w:r>
+        <w:rPr>
+          <w:b/>
+          <w:bCs/>
+          <w:color w:val="374151"/>
+        </w:rPr>
+        <w:t xml:space="preserve">Option B Image: </w:t>
       </w:r>
       <w:r>
         <w:rPr>
@@ -660,27 +1420,7 @@
           <w:bCs/>
           <w:color w:val="374151"/>
         </w:rPr>
-        <w:t xml:space="preserve">Option B: </w:t>
-      </w:r>
-      <w:r>
-        <w:rPr>
-          <w:color w:val="111827"/>
-        </w:rPr>
-        <w:t xml:space="preserve">30</w:t>
-      </w:r>
-    </w:p>
-    <w:p>
-      <w:pPr>
-        <w:spacing w:after="60" w:before="60"/>
-        <w:ind w:left="360"/>
-      </w:pPr>
-      <w:r>
-        <w:rPr>
-          <w:b/>
-          <w:bCs/>
-          <w:color w:val="374151"/>
-        </w:rPr>
-        <w:t xml:space="preserve">Option B Image: </w:t>
+        <w:t xml:space="preserve">Option B Equation: </w:t>
       </w:r>
       <w:r>
         <w:rPr>
@@ -700,7 +1440,27 @@
           <w:bCs/>
           <w:color w:val="374151"/>
         </w:rPr>
-        <w:t xml:space="preserve">Option B Equation: </w:t>
+        <w:t xml:space="preserve">Option C Rich Text: </w:t>
+      </w:r>
+      <w:r>
+        <w:rPr>
+          <w:color w:val="111827"/>
+        </w:rPr>
+        <w:t xml:space="preserve">2021</w:t>
+      </w:r>
+    </w:p>
+    <w:p>
+      <w:pPr>
+        <w:spacing w:after="60" w:before="60"/>
+        <w:ind w:left="360"/>
+      </w:pPr>
+      <w:r>
+        <w:rPr>
+          <w:b/>
+          <w:bCs/>
+          <w:color w:val="374151"/>
+        </w:rPr>
+        <w:t xml:space="preserve">Option C Image: </w:t>
       </w:r>
       <w:r>
         <w:rPr>
@@ -720,27 +1480,7 @@
           <w:bCs/>
           <w:color w:val="374151"/>
         </w:rPr>
-        <w:t xml:space="preserve">Option C: </w:t>
-      </w:r>
-      <w:r>
-        <w:rPr>
-          <w:color w:val="111827"/>
-        </w:rPr>
-        <w:t xml:space="preserve">36</w:t>
-      </w:r>
-    </w:p>
-    <w:p>
-      <w:pPr>
-        <w:spacing w:after="60" w:before="60"/>
-        <w:ind w:left="360"/>
-      </w:pPr>
-      <w:r>
-        <w:rPr>
-          <w:b/>
-          <w:bCs/>
-          <w:color w:val="374151"/>
-        </w:rPr>
-        <w:t xml:space="preserve">Option C Image: </w:t>
+        <w:t xml:space="preserve">Option C Equation: </w:t>
       </w:r>
       <w:r>
         <w:rPr>
@@ -760,7 +1500,27 @@
           <w:bCs/>
           <w:color w:val="374151"/>
         </w:rPr>
-        <w:t xml:space="preserve">Option C Equation: </w:t>
+        <w:t xml:space="preserve">Option D Rich Text: </w:t>
+      </w:r>
+      <w:r>
+        <w:rPr>
+          <w:color w:val="111827"/>
+        </w:rPr>
+        <w:t xml:space="preserve">2022</w:t>
+      </w:r>
+    </w:p>
+    <w:p>
+      <w:pPr>
+        <w:spacing w:after="60" w:before="60"/>
+        <w:ind w:left="360"/>
+      </w:pPr>
+      <w:r>
+        <w:rPr>
+          <w:b/>
+          <w:bCs/>
+          <w:color w:val="374151"/>
+        </w:rPr>
+        <w:t xml:space="preserve">Option D Image: </w:t>
       </w:r>
       <w:r>
         <w:rPr>
@@ -780,27 +1540,7 @@
           <w:bCs/>
           <w:color w:val="374151"/>
         </w:rPr>
-        <w:t xml:space="preserve">Option D: </w:t>
-      </w:r>
-      <w:r>
-        <w:rPr>
-          <w:color w:val="111827"/>
-        </w:rPr>
-        <w:t xml:space="preserve">42</w:t>
-      </w:r>
-    </w:p>
-    <w:p>
-      <w:pPr>
-        <w:spacing w:after="60" w:before="60"/>
-        <w:ind w:left="360"/>
-      </w:pPr>
-      <w:r>
-        <w:rPr>
-          <w:b/>
-          <w:bCs/>
-          <w:color w:val="374151"/>
-        </w:rPr>
-        <w:t xml:space="preserve">Option D Image: </w:t>
+        <w:t xml:space="preserve">Option D Equation: </w:t>
       </w:r>
       <w:r>
         <w:rPr>
@@ -820,7 +1560,67 @@
           <w:bCs/>
           <w:color w:val="374151"/>
         </w:rPr>
-        <w:t xml:space="preserve">Option D Equation: </w:t>
+        <w:t xml:space="preserve">Correct Answer: </w:t>
+      </w:r>
+      <w:r>
+        <w:rPr>
+          <w:color w:val="111827"/>
+        </w:rPr>
+        <w:t xml:space="preserve">C</w:t>
+      </w:r>
+    </w:p>
+    <w:p>
+      <w:pPr>
+        <w:spacing w:after="60" w:before="60"/>
+        <w:ind w:left="360"/>
+      </w:pPr>
+      <w:r>
+        <w:rPr>
+          <w:b/>
+          <w:bCs/>
+          <w:color w:val="374151"/>
+        </w:rPr>
+        <w:t xml:space="preserve">Explanation Rich Text: </w:t>
+      </w:r>
+      <w:r>
+        <w:rPr>
+          <w:color w:val="111827"/>
+        </w:rPr>
+        <w:t xml:space="preserve">As shown in the chart, 2021 recorded the highest export revenue bar.</w:t>
+      </w:r>
+    </w:p>
+    <w:p>
+      <w:pPr>
+        <w:spacing w:after="60" w:before="60"/>
+        <w:ind w:left="360"/>
+      </w:pPr>
+      <w:r>
+        <w:rPr>
+          <w:b/>
+          <w:bCs/>
+          <w:color w:val="374151"/>
+        </w:rPr>
+        <w:t xml:space="preserve">Explanation Image: </w:t>
+      </w:r>
+      <w:r>
+        <w:rPr>
+          <w:color w:val="111827"/>
+        </w:rPr>
+        <w:t xml:space="preserve">images/bar_chart_export_annotated.png</w:t>
+      </w:r>
+    </w:p>
+    <w:p>
+      <w:pPr>
+        <w:spacing w:after="60" w:before="60"/>
+        <w:ind w:left="360"/>
+      </w:pPr>
+      <w:r>
+        <w:rPr>
+          <w:b/>
+          <w:bCs/>
+          <w:color w:val="374151"/>
+        </w:rPr>
+        <w:t xml:space="preserve">Explanation Equation: </w:t>
       </w:r>
       <w:r>
         <w:rPr>
@@ -840,86 +1640,6 @@
           <w:bCs/>
           <w:color w:val="374151"/>
         </w:rPr>
-        <w:t xml:space="preserve">Correct Answer: </w:t>
-      </w:r>
-      <w:r>
-        <w:rPr>
-          <w:color w:val="111827"/>
-        </w:rPr>
-        <w:t xml:space="preserve">B</w:t>
-      </w:r>
-    </w:p>
-    <w:p>
-      <w:pPr>
-        <w:spacing w:after="60" w:before="60"/>
-        <w:ind w:left="360"/>
-      </w:pPr>
-      <w:r>
-        <w:rPr>
-          <w:b/>
-          <w:bCs/>
-          <w:color w:val="374151"/>
-        </w:rPr>
-        <w:t xml:space="preserve">Explanation: </w:t>
-      </w:r>
-      <w:r>
-        <w:rPr>
-          <w:color w:val="111827"/>
-        </w:rPr>
-        <w:t xml:space="preserve">If A=18 and ratio is 3:5, then B=(18÷3)×5=30 years.</w:t>
-      </w:r>
-    </w:p>
-    <w:p>
-      <w:pPr>
-        <w:spacing w:after="60" w:before="60"/>
-        <w:ind w:left="360"/>
-      </w:pPr>
-      <w:r>
-        <w:rPr>
-          <w:b/>
-          <w:bCs/>
-          <w:color w:val="374151"/>
-        </w:rPr>
-        <w:t xml:space="preserve">Explanation Image: </w:t>
-      </w:r>
-      <w:r>
-        <w:rPr>
-          <w:color w:val="111827"/>
-        </w:rPr>
-        <w:t xml:space="preserve">(leave blank)</w:t>
-      </w:r>
-    </w:p>
-    <w:p>
-      <w:pPr>
-        <w:spacing w:after="60" w:before="60"/>
-        <w:ind w:left="360"/>
-      </w:pPr>
-      <w:r>
-        <w:rPr>
-          <w:b/>
-          <w:bCs/>
-          <w:color w:val="374151"/>
-        </w:rPr>
-        <w:t xml:space="preserve">Explanation Equation: </w:t>
-      </w:r>
-      <w:r>
-        <w:rPr>
-          <w:color w:val="111827"/>
-        </w:rPr>
-        <w:t xml:space="preserve">(leave blank)</w:t>
-      </w:r>
-    </w:p>
-    <w:p>
-      <w:pPr>
-        <w:spacing w:after="60" w:before="60"/>
-        <w:ind w:left="360"/>
-      </w:pPr>
-      <w:r>
-        <w:rPr>
-          <w:b/>
-          <w:bCs/>
-          <w:color w:val="374151"/>
-        </w:rPr>
         <w:t xml:space="preserve">Category: </w:t>
       </w:r>
       <w:r>
@@ -946,7 +1666,7 @@
         <w:rPr>
           <w:color w:val="111827"/>
         </w:rPr>
-        <w:t xml:space="preserve">Quantitative Aptitude</w:t>
+        <w:t xml:space="preserve">Data Interpretation</w:t>
       </w:r>
     </w:p>
     <w:p>
@@ -966,7 +1686,7 @@
         <w:rPr>
           <w:color w:val="111827"/>
         </w:rPr>
-        <w:t xml:space="preserve">Ratio and Proportion</w:t>
+        <w:t xml:space="preserve">Bar Charts</w:t>
       </w:r>
     </w:p>
     <w:p>
@@ -986,7 +1706,7 @@
         <w:rPr>
           <w:color w:val="111827"/>
         </w:rPr>
-        <w:t xml:space="preserve">Age Problems</w:t>
+        <w:t xml:space="preserve">Export Revenue</w:t>
       </w:r>
     </w:p>
     <w:p>
@@ -1026,7 +1746,7 @@
         <w:rPr>
           <w:color w:val="111827"/>
         </w:rPr>
-        <w:t xml:space="preserve">EASY</w:t>
+        <w:t xml:space="preserve">MEDIUM</w:t>
       </w:r>
     </w:p>
     <w:p>
@@ -1046,7 +1766,7 @@
         <w:rPr>
           <w:color w:val="111827"/>
         </w:rPr>
-        <w:t xml:space="preserve">SBI_PO_2023</w:t>
+        <w:t xml:space="preserve">IBPS_PO_2022</w:t>
       </w:r>
     </w:p>
     <w:p>
@@ -1066,7 +1786,7 @@
         <w:rPr>
           <w:color w:val="111827"/>
         </w:rPr>
-        <w:t xml:space="preserve">1</w:t>
+        <w:t xml:space="preserve">2</w:t>
       </w:r>
     </w:p>
     <w:p>
@@ -1086,7 +1806,7 @@
         <w:rPr>
           <w:color w:val="111827"/>
         </w:rPr>
-        <w:t xml:space="preserve">0.25</w:t>
+        <w:t xml:space="preserve">0.5</w:t>
       </w:r>
     </w:p>
     <w:p>
@@ -1124,18 +1844,7 @@
           <w:bCs/>
           <w:color w:val="3730a3"/>
         </w:rPr>
-        <w:t xml:space="preserve">Example 2 — Question with Screenshot (Data Interpretation)</w:t>
-      </w:r>
-    </w:p>
-    <w:p>
-      <w:pPr>
-        <w:spacing w:after="80" w:before="80"/>
-      </w:pPr>
-      <w:r>
-        <w:rPr>
-          <w:color w:val="6b7280"/>
-        </w:rPr>
-        <w:t xml:space="preserve">Shows how to reference a screenshot of a bar chart in the question.</w:t>
+        <w:t xml:space="preserve">Example 3 — Question with Equation (Algebra)</w:t>
       </w:r>
     </w:p>
     <w:p>
@@ -1165,13 +1874,13 @@
           <w:bCs/>
           <w:color w:val="374151"/>
         </w:rPr>
-        <w:t xml:space="preserve">Question: </w:t>
-      </w:r>
-      <w:r>
-        <w:rPr>
-          <w:color w:val="111827"/>
-        </w:rPr>
-        <w:t xml:space="preserve">Study the bar chart shown below. In which year was export revenue highest?</w:t>
+        <w:t xml:space="preserve">Question Rich Text: </w:t>
+      </w:r>
+      <w:r>
+        <w:rPr>
+          <w:color w:val="111827"/>
+        </w:rPr>
+        <w:t xml:space="preserve">Solve: if x² − 5x + 6 = 0, what are the roots?</w:t>
       </w:r>
     </w:p>
     <w:p>
@@ -1191,18 +1900,7 @@
         <w:rPr>
           <w:color w:val="111827"/>
         </w:rPr>
-        <w:t xml:space="preserve">images/bar_chart_export_2018_2023.png</w:t>
-      </w:r>
-    </w:p>
-    <w:p>
-      <w:pPr>
-        <w:spacing w:after="80" w:before="80"/>
-      </w:pPr>
-      <w:r>
-        <w:rPr>
-          <w:color w:val="6b7280"/>
-        </w:rPr>
-        <w:t xml:space="preserve">        ↑ In DOCX: insert the image inline here, below this label line.</w:t>
+        <w:t xml:space="preserve">(leave blank)</w:t>
       </w:r>
     </w:p>
     <w:p>
@@ -1222,6 +1920,46 @@
         <w:rPr>
           <w:color w:val="111827"/>
         </w:rPr>
+        <w:t xml:space="preserve">x^2 - 5x + 6 = 0</w:t>
+      </w:r>
+    </w:p>
+    <w:p>
+      <w:pPr>
+        <w:spacing w:after="60" w:before="60"/>
+        <w:ind w:left="360"/>
+      </w:pPr>
+      <w:r>
+        <w:rPr>
+          <w:b/>
+          <w:bCs/>
+          <w:color w:val="374151"/>
+        </w:rPr>
+        <w:t xml:space="preserve">Option A Rich Text: </w:t>
+      </w:r>
+      <w:r>
+        <w:rPr>
+          <w:color w:val="111827"/>
+        </w:rPr>
+        <w:t xml:space="preserve">x = 1 and x = 6</w:t>
+      </w:r>
+    </w:p>
+    <w:p>
+      <w:pPr>
+        <w:spacing w:after="60" w:before="60"/>
+        <w:ind w:left="360"/>
+      </w:pPr>
+      <w:r>
+        <w:rPr>
+          <w:b/>
+          <w:bCs/>
+          <w:color w:val="374151"/>
+        </w:rPr>
+        <w:t xml:space="preserve">Option A Image: </w:t>
+      </w:r>
+      <w:r>
+        <w:rPr>
+          <w:color w:val="111827"/>
+        </w:rPr>
         <w:t xml:space="preserve">(leave blank)</w:t>
       </w:r>
     </w:p>
@@ -1236,27 +1974,47 @@
           <w:bCs/>
           <w:color w:val="374151"/>
         </w:rPr>
-        <w:t xml:space="preserve">Option A: </w:t>
-      </w:r>
-      <w:r>
-        <w:rPr>
-          <w:color w:val="111827"/>
-        </w:rPr>
-        <w:t xml:space="preserve">2018</w:t>
-      </w:r>
-    </w:p>
-    <w:p>
-      <w:pPr>
-        <w:spacing w:after="60" w:before="60"/>
-        <w:ind w:left="360"/>
-      </w:pPr>
-      <w:r>
-        <w:rPr>
-          <w:b/>
-          <w:bCs/>
-          <w:color w:val="374151"/>
-        </w:rPr>
-        <w:t xml:space="preserve">Option A Image: </w:t>
+        <w:t xml:space="preserve">Option A Equation: </w:t>
+      </w:r>
+      <w:r>
+        <w:rPr>
+          <w:color w:val="111827"/>
+        </w:rPr>
+        <w:t xml:space="preserve">x=1, x=6</w:t>
+      </w:r>
+    </w:p>
+    <w:p>
+      <w:pPr>
+        <w:spacing w:after="60" w:before="60"/>
+        <w:ind w:left="360"/>
+      </w:pPr>
+      <w:r>
+        <w:rPr>
+          <w:b/>
+          <w:bCs/>
+          <w:color w:val="374151"/>
+        </w:rPr>
+        <w:t xml:space="preserve">Option B Rich Text: </w:t>
+      </w:r>
+      <w:r>
+        <w:rPr>
+          <w:color w:val="111827"/>
+        </w:rPr>
+        <w:t xml:space="preserve">x = 2 and x = 3</w:t>
+      </w:r>
+    </w:p>
+    <w:p>
+      <w:pPr>
+        <w:spacing w:after="60" w:before="60"/>
+        <w:ind w:left="360"/>
+      </w:pPr>
+      <w:r>
+        <w:rPr>
+          <w:b/>
+          <w:bCs/>
+          <w:color w:val="374151"/>
+        </w:rPr>
+        <w:t xml:space="preserve">Option B Image: </w:t>
       </w:r>
       <w:r>
         <w:rPr>
@@ -1276,7 +2034,47 @@
           <w:bCs/>
           <w:color w:val="374151"/>
         </w:rPr>
-        <w:t xml:space="preserve">Option A Equation: </w:t>
+        <w:t xml:space="preserve">Option B Equation: </w:t>
+      </w:r>
+      <w:r>
+        <w:rPr>
+          <w:color w:val="111827"/>
+        </w:rPr>
+        <w:t xml:space="preserve">x=2, x=3</w:t>
+      </w:r>
+    </w:p>
+    <w:p>
+      <w:pPr>
+        <w:spacing w:after="60" w:before="60"/>
+        <w:ind w:left="360"/>
+      </w:pPr>
+      <w:r>
+        <w:rPr>
+          <w:b/>
+          <w:bCs/>
+          <w:color w:val="374151"/>
+        </w:rPr>
+        <w:t xml:space="preserve">Option C Rich Text: </w:t>
+      </w:r>
+      <w:r>
+        <w:rPr>
+          <w:color w:val="111827"/>
+        </w:rPr>
+        <w:t xml:space="preserve">x = −2 and x = −3</w:t>
+      </w:r>
+    </w:p>
+    <w:p>
+      <w:pPr>
+        <w:spacing w:after="60" w:before="60"/>
+        <w:ind w:left="360"/>
+      </w:pPr>
+      <w:r>
+        <w:rPr>
+          <w:b/>
+          <w:bCs/>
+          <w:color w:val="374151"/>
+        </w:rPr>
+        <w:t xml:space="preserve">Option C Image: </w:t>
       </w:r>
       <w:r>
         <w:rPr>
@@ -1296,27 +2094,47 @@
           <w:bCs/>
           <w:color w:val="374151"/>
         </w:rPr>
-        <w:t xml:space="preserve">Option B: </w:t>
-      </w:r>
-      <w:r>
-        <w:rPr>
-          <w:color w:val="111827"/>
-        </w:rPr>
-        <w:t xml:space="preserve">2020</w:t>
-      </w:r>
-    </w:p>
-    <w:p>
-      <w:pPr>
-        <w:spacing w:after="60" w:before="60"/>
-        <w:ind w:left="360"/>
-      </w:pPr>
-      <w:r>
-        <w:rPr>
-          <w:b/>
-          <w:bCs/>
-          <w:color w:val="374151"/>
-        </w:rPr>
-        <w:t xml:space="preserve">Option B Image: </w:t>
+        <w:t xml:space="preserve">Option C Equation: </w:t>
+      </w:r>
+      <w:r>
+        <w:rPr>
+          <w:color w:val="111827"/>
+        </w:rPr>
+        <w:t xml:space="preserve">x=-2, x=-3</w:t>
+      </w:r>
+    </w:p>
+    <w:p>
+      <w:pPr>
+        <w:spacing w:after="60" w:before="60"/>
+        <w:ind w:left="360"/>
+      </w:pPr>
+      <w:r>
+        <w:rPr>
+          <w:b/>
+          <w:bCs/>
+          <w:color w:val="374151"/>
+        </w:rPr>
+        <w:t xml:space="preserve">Option D Rich Text: </w:t>
+      </w:r>
+      <w:r>
+        <w:rPr>
+          <w:color w:val="111827"/>
+        </w:rPr>
+        <w:t xml:space="preserve">x = 3 and x = 4</w:t>
+      </w:r>
+    </w:p>
+    <w:p>
+      <w:pPr>
+        <w:spacing w:after="60" w:before="60"/>
+        <w:ind w:left="360"/>
+      </w:pPr>
+      <w:r>
+        <w:rPr>
+          <w:b/>
+          <w:bCs/>
+          <w:color w:val="374151"/>
+        </w:rPr>
+        <w:t xml:space="preserve">Option D Image: </w:t>
       </w:r>
       <w:r>
         <w:rPr>
@@ -1336,133 +2154,13 @@
           <w:bCs/>
           <w:color w:val="374151"/>
         </w:rPr>
-        <w:t xml:space="preserve">Option B Equation: </w:t>
-      </w:r>
-      <w:r>
-        <w:rPr>
-          <w:color w:val="111827"/>
-        </w:rPr>
-        <w:t xml:space="preserve">(leave blank)</w:t>
-      </w:r>
-    </w:p>
-    <w:p>
-      <w:pPr>
-        <w:spacing w:after="60" w:before="60"/>
-        <w:ind w:left="360"/>
-      </w:pPr>
-      <w:r>
-        <w:rPr>
-          <w:b/>
-          <w:bCs/>
-          <w:color w:val="374151"/>
-        </w:rPr>
-        <w:t xml:space="preserve">Option C: </w:t>
-      </w:r>
-      <w:r>
-        <w:rPr>
-          <w:color w:val="111827"/>
-        </w:rPr>
-        <w:t xml:space="preserve">2021</w:t>
-      </w:r>
-    </w:p>
-    <w:p>
-      <w:pPr>
-        <w:spacing w:after="60" w:before="60"/>
-        <w:ind w:left="360"/>
-      </w:pPr>
-      <w:r>
-        <w:rPr>
-          <w:b/>
-          <w:bCs/>
-          <w:color w:val="374151"/>
-        </w:rPr>
-        <w:t xml:space="preserve">Option C Image: </w:t>
-      </w:r>
-      <w:r>
-        <w:rPr>
-          <w:color w:val="111827"/>
-        </w:rPr>
-        <w:t xml:space="preserve">(leave blank)</w:t>
-      </w:r>
-    </w:p>
-    <w:p>
-      <w:pPr>
-        <w:spacing w:after="60" w:before="60"/>
-        <w:ind w:left="360"/>
-      </w:pPr>
-      <w:r>
-        <w:rPr>
-          <w:b/>
-          <w:bCs/>
-          <w:color w:val="374151"/>
-        </w:rPr>
-        <w:t xml:space="preserve">Option C Equation: </w:t>
-      </w:r>
-      <w:r>
-        <w:rPr>
-          <w:color w:val="111827"/>
-        </w:rPr>
-        <w:t xml:space="preserve">(leave blank)</w:t>
-      </w:r>
-    </w:p>
-    <w:p>
-      <w:pPr>
-        <w:spacing w:after="60" w:before="60"/>
-        <w:ind w:left="360"/>
-      </w:pPr>
-      <w:r>
-        <w:rPr>
-          <w:b/>
-          <w:bCs/>
-          <w:color w:val="374151"/>
-        </w:rPr>
-        <w:t xml:space="preserve">Option D: </w:t>
-      </w:r>
-      <w:r>
-        <w:rPr>
-          <w:color w:val="111827"/>
-        </w:rPr>
-        <w:t xml:space="preserve">2022</w:t>
-      </w:r>
-    </w:p>
-    <w:p>
-      <w:pPr>
-        <w:spacing w:after="60" w:before="60"/>
-        <w:ind w:left="360"/>
-      </w:pPr>
-      <w:r>
-        <w:rPr>
-          <w:b/>
-          <w:bCs/>
-          <w:color w:val="374151"/>
-        </w:rPr>
-        <w:t xml:space="preserve">Option D Image: </w:t>
-      </w:r>
-      <w:r>
-        <w:rPr>
-          <w:color w:val="111827"/>
-        </w:rPr>
-        <w:t xml:space="preserve">(leave blank)</w:t>
-      </w:r>
-    </w:p>
-    <w:p>
-      <w:pPr>
-        <w:spacing w:after="60" w:before="60"/>
-        <w:ind w:left="360"/>
-      </w:pPr>
-      <w:r>
-        <w:rPr>
-          <w:b/>
-          <w:bCs/>
-          <w:color w:val="374151"/>
-        </w:rPr>
         <w:t xml:space="preserve">Option D Equation: </w:t>
       </w:r>
       <w:r>
         <w:rPr>
           <w:color w:val="111827"/>
         </w:rPr>
-        <w:t xml:space="preserve">(leave blank)</w:t>
+        <w:t xml:space="preserve">x=3, x=4</w:t>
       </w:r>
     </w:p>
     <w:p>
@@ -1482,631 +2180,6 @@
         <w:rPr>
           <w:color w:val="111827"/>
         </w:rPr>
-        <w:t xml:space="preserve">C</w:t>
-      </w:r>
-    </w:p>
-    <w:p>
-      <w:pPr>
-        <w:spacing w:after="60" w:before="60"/>
-        <w:ind w:left="360"/>
-      </w:pPr>
-      <w:r>
-        <w:rPr>
-          <w:b/>
-          <w:bCs/>
-          <w:color w:val="374151"/>
-        </w:rPr>
-        <w:t xml:space="preserve">Explanation: </w:t>
-      </w:r>
-      <w:r>
-        <w:rPr>
-          <w:color w:val="111827"/>
-        </w:rPr>
-        <w:t xml:space="preserve">As shown in the chart, 2021 recorded the highest export revenue bar.</w:t>
-      </w:r>
-    </w:p>
-    <w:p>
-      <w:pPr>
-        <w:spacing w:after="60" w:before="60"/>
-        <w:ind w:left="360"/>
-      </w:pPr>
-      <w:r>
-        <w:rPr>
-          <w:b/>
-          <w:bCs/>
-          <w:color w:val="374151"/>
-        </w:rPr>
-        <w:t xml:space="preserve">Explanation Image: </w:t>
-      </w:r>
-      <w:r>
-        <w:rPr>
-          <w:color w:val="111827"/>
-        </w:rPr>
-        <w:t xml:space="preserve">images/bar_chart_export_annotated.png</w:t>
-      </w:r>
-    </w:p>
-    <w:p>
-      <w:pPr>
-        <w:spacing w:after="60" w:before="60"/>
-        <w:ind w:left="360"/>
-      </w:pPr>
-      <w:r>
-        <w:rPr>
-          <w:b/>
-          <w:bCs/>
-          <w:color w:val="374151"/>
-        </w:rPr>
-        <w:t xml:space="preserve">Explanation Equation: </w:t>
-      </w:r>
-      <w:r>
-        <w:rPr>
-          <w:color w:val="111827"/>
-        </w:rPr>
-        <w:t xml:space="preserve">(leave blank)</w:t>
-      </w:r>
-    </w:p>
-    <w:p>
-      <w:pPr>
-        <w:spacing w:after="60" w:before="60"/>
-        <w:ind w:left="360"/>
-      </w:pPr>
-      <w:r>
-        <w:rPr>
-          <w:b/>
-          <w:bCs/>
-          <w:color w:val="374151"/>
-        </w:rPr>
-        <w:t xml:space="preserve">Category: </w:t>
-      </w:r>
-      <w:r>
-        <w:rPr>
-          <w:color w:val="111827"/>
-        </w:rPr>
-        <w:t xml:space="preserve">Banking</w:t>
-      </w:r>
-    </w:p>
-    <w:p>
-      <w:pPr>
-        <w:spacing w:after="60" w:before="60"/>
-        <w:ind w:left="360"/>
-      </w:pPr>
-      <w:r>
-        <w:rPr>
-          <w:b/>
-          <w:bCs/>
-          <w:color w:val="374151"/>
-        </w:rPr>
-        <w:t xml:space="preserve">Subject: </w:t>
-      </w:r>
-      <w:r>
-        <w:rPr>
-          <w:color w:val="111827"/>
-        </w:rPr>
-        <w:t xml:space="preserve">Data Interpretation</w:t>
-      </w:r>
-    </w:p>
-    <w:p>
-      <w:pPr>
-        <w:spacing w:after="60" w:before="60"/>
-        <w:ind w:left="360"/>
-      </w:pPr>
-      <w:r>
-        <w:rPr>
-          <w:b/>
-          <w:bCs/>
-          <w:color w:val="374151"/>
-        </w:rPr>
-        <w:t xml:space="preserve">Topic: </w:t>
-      </w:r>
-      <w:r>
-        <w:rPr>
-          <w:color w:val="111827"/>
-        </w:rPr>
-        <w:t xml:space="preserve">Bar Charts</w:t>
-      </w:r>
-    </w:p>
-    <w:p>
-      <w:pPr>
-        <w:spacing w:after="60" w:before="60"/>
-        <w:ind w:left="360"/>
-      </w:pPr>
-      <w:r>
-        <w:rPr>
-          <w:b/>
-          <w:bCs/>
-          <w:color w:val="374151"/>
-        </w:rPr>
-        <w:t xml:space="preserve">Subtopic: </w:t>
-      </w:r>
-      <w:r>
-        <w:rPr>
-          <w:color w:val="111827"/>
-        </w:rPr>
-        <w:t xml:space="preserve">Export Revenue</w:t>
-      </w:r>
-    </w:p>
-    <w:p>
-      <w:pPr>
-        <w:spacing w:after="60" w:before="60"/>
-        <w:ind w:left="360"/>
-      </w:pPr>
-      <w:r>
-        <w:rPr>
-          <w:b/>
-          <w:bCs/>
-          <w:color w:val="374151"/>
-        </w:rPr>
-        <w:t xml:space="preserve">Question Type: </w:t>
-      </w:r>
-      <w:r>
-        <w:rPr>
-          <w:color w:val="111827"/>
-        </w:rPr>
-        <w:t xml:space="preserve">MCQ</w:t>
-      </w:r>
-    </w:p>
-    <w:p>
-      <w:pPr>
-        <w:spacing w:after="60" w:before="60"/>
-        <w:ind w:left="360"/>
-      </w:pPr>
-      <w:r>
-        <w:rPr>
-          <w:b/>
-          <w:bCs/>
-          <w:color w:val="374151"/>
-        </w:rPr>
-        <w:t xml:space="preserve">Difficulty: </w:t>
-      </w:r>
-      <w:r>
-        <w:rPr>
-          <w:color w:val="111827"/>
-        </w:rPr>
-        <w:t xml:space="preserve">MEDIUM</w:t>
-      </w:r>
-    </w:p>
-    <w:p>
-      <w:pPr>
-        <w:spacing w:after="60" w:before="60"/>
-        <w:ind w:left="360"/>
-      </w:pPr>
-      <w:r>
-        <w:rPr>
-          <w:b/>
-          <w:bCs/>
-          <w:color w:val="374151"/>
-        </w:rPr>
-        <w:t xml:space="preserve">Source Tag: </w:t>
-      </w:r>
-      <w:r>
-        <w:rPr>
-          <w:color w:val="111827"/>
-        </w:rPr>
-        <w:t xml:space="preserve">IBPS_PO_2022</w:t>
-      </w:r>
-    </w:p>
-    <w:p>
-      <w:pPr>
-        <w:spacing w:after="60" w:before="60"/>
-        <w:ind w:left="360"/>
-      </w:pPr>
-      <w:r>
-        <w:rPr>
-          <w:b/>
-          <w:bCs/>
-          <w:color w:val="374151"/>
-        </w:rPr>
-        <w:t xml:space="preserve">Marks: </w:t>
-      </w:r>
-      <w:r>
-        <w:rPr>
-          <w:color w:val="111827"/>
-        </w:rPr>
-        <w:t xml:space="preserve">2</w:t>
-      </w:r>
-    </w:p>
-    <w:p>
-      <w:pPr>
-        <w:spacing w:after="60" w:before="60"/>
-        <w:ind w:left="360"/>
-      </w:pPr>
-      <w:r>
-        <w:rPr>
-          <w:b/>
-          <w:bCs/>
-          <w:color w:val="374151"/>
-        </w:rPr>
-        <w:t xml:space="preserve">Negative Marks: </w:t>
-      </w:r>
-      <w:r>
-        <w:rPr>
-          <w:color w:val="111827"/>
-        </w:rPr>
-        <w:t xml:space="preserve">0.5</w:t>
-      </w:r>
-    </w:p>
-    <w:p>
-      <w:pPr>
-        <w:shd w:fill="f1f5f9" w:color="auto" w:val="clear"/>
-        <w:spacing w:after="80" w:before="80"/>
-        <w:ind w:left="360"/>
-      </w:pPr>
-      <w:r>
-        <w:rPr>
-          <w:rFonts w:ascii="Courier New" w:cs="Courier New" w:eastAsia="Courier New" w:hAnsi="Courier New"/>
-          <w:color w:val="1e293b"/>
-          <w:sz w:val="18"/>
-          <w:szCs w:val="18"/>
-        </w:rPr>
-        <w:t xml:space="preserve">END_QUESTION</w:t>
-      </w:r>
-    </w:p>
-    <w:p>
-      <w:pPr>
-        <w:pBdr>
-          <w:bottom w:val="single" w:color="c7d2fe" w:sz="6"/>
-        </w:pBdr>
-        <w:spacing w:after="200" w:before="200"/>
-      </w:pPr>
-    </w:p>
-    <w:p>
-      <w:pPr>
-        <w:pStyle w:val="Heading2"/>
-        <w:spacing w:after="120" w:before="260"/>
-      </w:pPr>
-      <w:r>
-        <w:rPr>
-          <w:b/>
-          <w:bCs/>
-          <w:color w:val="3730a3"/>
-        </w:rPr>
-        <w:t xml:space="preserve">Example 3 — Question with Equation (Algebra)</w:t>
-      </w:r>
-    </w:p>
-    <w:p>
-      <w:pPr>
-        <w:spacing w:after="80" w:before="80"/>
-      </w:pPr>
-      <w:r>
-        <w:rPr>
-          <w:color w:val="6b7280"/>
-        </w:rPr>
-        <w:t xml:space="preserve">Shows plain-text equation notation in both the question and answer options.</w:t>
-      </w:r>
-    </w:p>
-    <w:p>
-      <w:pPr>
-        <w:shd w:fill="f1f5f9" w:color="auto" w:val="clear"/>
-        <w:spacing w:after="80" w:before="80"/>
-        <w:ind w:left="360"/>
-      </w:pPr>
-      <w:r>
-        <w:rPr>
-          <w:rFonts w:ascii="Courier New" w:cs="Courier New" w:eastAsia="Courier New" w:hAnsi="Courier New"/>
-          <w:color w:val="1e293b"/>
-          <w:sz w:val="18"/>
-          <w:szCs w:val="18"/>
-        </w:rPr>
-        <w:t xml:space="preserve">QUESTION:</w:t>
-      </w:r>
-    </w:p>
-    <w:p>
-      <w:pPr>
-        <w:spacing w:after="60" w:before="60"/>
-        <w:ind w:left="360"/>
-      </w:pPr>
-      <w:r>
-        <w:rPr>
-          <w:b/>
-          <w:bCs/>
-          <w:color w:val="374151"/>
-        </w:rPr>
-        <w:t xml:space="preserve">Question: </w:t>
-      </w:r>
-      <w:r>
-        <w:rPr>
-          <w:color w:val="111827"/>
-        </w:rPr>
-        <w:t xml:space="preserve">Solve: if x² − 5x + 6 = 0, what are the roots?</w:t>
-      </w:r>
-    </w:p>
-    <w:p>
-      <w:pPr>
-        <w:spacing w:after="60" w:before="60"/>
-        <w:ind w:left="360"/>
-      </w:pPr>
-      <w:r>
-        <w:rPr>
-          <w:b/>
-          <w:bCs/>
-          <w:color w:val="374151"/>
-        </w:rPr>
-        <w:t xml:space="preserve">Question Image: </w:t>
-      </w:r>
-      <w:r>
-        <w:rPr>
-          <w:color w:val="111827"/>
-        </w:rPr>
-        <w:t xml:space="preserve">(leave blank)</w:t>
-      </w:r>
-    </w:p>
-    <w:p>
-      <w:pPr>
-        <w:spacing w:after="60" w:before="60"/>
-        <w:ind w:left="360"/>
-      </w:pPr>
-      <w:r>
-        <w:rPr>
-          <w:b/>
-          <w:bCs/>
-          <w:color w:val="374151"/>
-        </w:rPr>
-        <w:t xml:space="preserve">Question Equation: </w:t>
-      </w:r>
-      <w:r>
-        <w:rPr>
-          <w:color w:val="111827"/>
-        </w:rPr>
-        <w:t xml:space="preserve">x^2 - 5x + 6 = 0</w:t>
-      </w:r>
-    </w:p>
-    <w:p>
-      <w:pPr>
-        <w:spacing w:after="60" w:before="60"/>
-        <w:ind w:left="360"/>
-      </w:pPr>
-      <w:r>
-        <w:rPr>
-          <w:b/>
-          <w:bCs/>
-          <w:color w:val="374151"/>
-        </w:rPr>
-        <w:t xml:space="preserve">Option A: </w:t>
-      </w:r>
-      <w:r>
-        <w:rPr>
-          <w:color w:val="111827"/>
-        </w:rPr>
-        <w:t xml:space="preserve">x = 1 and x = 6</w:t>
-      </w:r>
-    </w:p>
-    <w:p>
-      <w:pPr>
-        <w:spacing w:after="60" w:before="60"/>
-        <w:ind w:left="360"/>
-      </w:pPr>
-      <w:r>
-        <w:rPr>
-          <w:b/>
-          <w:bCs/>
-          <w:color w:val="374151"/>
-        </w:rPr>
-        <w:t xml:space="preserve">Option A Image: </w:t>
-      </w:r>
-      <w:r>
-        <w:rPr>
-          <w:color w:val="111827"/>
-        </w:rPr>
-        <w:t xml:space="preserve">(leave blank)</w:t>
-      </w:r>
-    </w:p>
-    <w:p>
-      <w:pPr>
-        <w:spacing w:after="60" w:before="60"/>
-        <w:ind w:left="360"/>
-      </w:pPr>
-      <w:r>
-        <w:rPr>
-          <w:b/>
-          <w:bCs/>
-          <w:color w:val="374151"/>
-        </w:rPr>
-        <w:t xml:space="preserve">Option A Equation: </w:t>
-      </w:r>
-      <w:r>
-        <w:rPr>
-          <w:color w:val="111827"/>
-        </w:rPr>
-        <w:t xml:space="preserve">x=1, x=6</w:t>
-      </w:r>
-    </w:p>
-    <w:p>
-      <w:pPr>
-        <w:spacing w:after="60" w:before="60"/>
-        <w:ind w:left="360"/>
-      </w:pPr>
-      <w:r>
-        <w:rPr>
-          <w:b/>
-          <w:bCs/>
-          <w:color w:val="374151"/>
-        </w:rPr>
-        <w:t xml:space="preserve">Option B: </w:t>
-      </w:r>
-      <w:r>
-        <w:rPr>
-          <w:color w:val="111827"/>
-        </w:rPr>
-        <w:t xml:space="preserve">x = 2 and x = 3</w:t>
-      </w:r>
-    </w:p>
-    <w:p>
-      <w:pPr>
-        <w:spacing w:after="60" w:before="60"/>
-        <w:ind w:left="360"/>
-      </w:pPr>
-      <w:r>
-        <w:rPr>
-          <w:b/>
-          <w:bCs/>
-          <w:color w:val="374151"/>
-        </w:rPr>
-        <w:t xml:space="preserve">Option B Image: </w:t>
-      </w:r>
-      <w:r>
-        <w:rPr>
-          <w:color w:val="111827"/>
-        </w:rPr>
-        <w:t xml:space="preserve">(leave blank)</w:t>
-      </w:r>
-    </w:p>
-    <w:p>
-      <w:pPr>
-        <w:spacing w:after="60" w:before="60"/>
-        <w:ind w:left="360"/>
-      </w:pPr>
-      <w:r>
-        <w:rPr>
-          <w:b/>
-          <w:bCs/>
-          <w:color w:val="374151"/>
-        </w:rPr>
-        <w:t xml:space="preserve">Option B Equation: </w:t>
-      </w:r>
-      <w:r>
-        <w:rPr>
-          <w:color w:val="111827"/>
-        </w:rPr>
-        <w:t xml:space="preserve">x=2, x=3</w:t>
-      </w:r>
-    </w:p>
-    <w:p>
-      <w:pPr>
-        <w:spacing w:after="60" w:before="60"/>
-        <w:ind w:left="360"/>
-      </w:pPr>
-      <w:r>
-        <w:rPr>
-          <w:b/>
-          <w:bCs/>
-          <w:color w:val="374151"/>
-        </w:rPr>
-        <w:t xml:space="preserve">Option C: </w:t>
-      </w:r>
-      <w:r>
-        <w:rPr>
-          <w:color w:val="111827"/>
-        </w:rPr>
-        <w:t xml:space="preserve">x = −2 and x = −3</w:t>
-      </w:r>
-    </w:p>
-    <w:p>
-      <w:pPr>
-        <w:spacing w:after="60" w:before="60"/>
-        <w:ind w:left="360"/>
-      </w:pPr>
-      <w:r>
-        <w:rPr>
-          <w:b/>
-          <w:bCs/>
-          <w:color w:val="374151"/>
-        </w:rPr>
-        <w:t xml:space="preserve">Option C Image: </w:t>
-      </w:r>
-      <w:r>
-        <w:rPr>
-          <w:color w:val="111827"/>
-        </w:rPr>
-        <w:t xml:space="preserve">(leave blank)</w:t>
-      </w:r>
-    </w:p>
-    <w:p>
-      <w:pPr>
-        <w:spacing w:after="60" w:before="60"/>
-        <w:ind w:left="360"/>
-      </w:pPr>
-      <w:r>
-        <w:rPr>
-          <w:b/>
-          <w:bCs/>
-          <w:color w:val="374151"/>
-        </w:rPr>
-        <w:t xml:space="preserve">Option C Equation: </w:t>
-      </w:r>
-      <w:r>
-        <w:rPr>
-          <w:color w:val="111827"/>
-        </w:rPr>
-        <w:t xml:space="preserve">x=-2, x=-3</w:t>
-      </w:r>
-    </w:p>
-    <w:p>
-      <w:pPr>
-        <w:spacing w:after="60" w:before="60"/>
-        <w:ind w:left="360"/>
-      </w:pPr>
-      <w:r>
-        <w:rPr>
-          <w:b/>
-          <w:bCs/>
-          <w:color w:val="374151"/>
-        </w:rPr>
-        <w:t xml:space="preserve">Option D: </w:t>
-      </w:r>
-      <w:r>
-        <w:rPr>
-          <w:color w:val="111827"/>
-        </w:rPr>
-        <w:t xml:space="preserve">x = 3 and x = 4</w:t>
-      </w:r>
-    </w:p>
-    <w:p>
-      <w:pPr>
-        <w:spacing w:after="60" w:before="60"/>
-        <w:ind w:left="360"/>
-      </w:pPr>
-      <w:r>
-        <w:rPr>
-          <w:b/>
-          <w:bCs/>
-          <w:color w:val="374151"/>
-        </w:rPr>
-        <w:t xml:space="preserve">Option D Image: </w:t>
-      </w:r>
-      <w:r>
-        <w:rPr>
-          <w:color w:val="111827"/>
-        </w:rPr>
-        <w:t xml:space="preserve">(leave blank)</w:t>
-      </w:r>
-    </w:p>
-    <w:p>
-      <w:pPr>
-        <w:spacing w:after="60" w:before="60"/>
-        <w:ind w:left="360"/>
-      </w:pPr>
-      <w:r>
-        <w:rPr>
-          <w:b/>
-          <w:bCs/>
-          <w:color w:val="374151"/>
-        </w:rPr>
-        <w:t xml:space="preserve">Option D Equation: </w:t>
-      </w:r>
-      <w:r>
-        <w:rPr>
-          <w:color w:val="111827"/>
-        </w:rPr>
-        <w:t xml:space="preserve">x=3, x=4</w:t>
-      </w:r>
-    </w:p>
-    <w:p>
-      <w:pPr>
-        <w:spacing w:after="60" w:before="60"/>
-        <w:ind w:left="360"/>
-      </w:pPr>
-      <w:r>
-        <w:rPr>
-          <w:b/>
-          <w:bCs/>
-          <w:color w:val="374151"/>
-        </w:rPr>
-        <w:t xml:space="preserve">Correct Answer: </w:t>
-      </w:r>
-      <w:r>
-        <w:rPr>
-          <w:color w:val="111827"/>
-        </w:rPr>
         <w:t xml:space="preserve">B</w:t>
       </w:r>
     </w:p>
@@ -2121,13 +2194,13 @@
           <w:bCs/>
           <w:color w:val="374151"/>
         </w:rPr>
-        <w:t xml:space="preserve">Explanation: </w:t>
-      </w:r>
-      <w:r>
-        <w:rPr>
-          <w:color w:val="111827"/>
-        </w:rPr>
-        <w:t xml:space="preserve">Factorising: (x−2)(x−3)=0, so x=2 or x=3.</w:t>
+        <w:t xml:space="preserve">Explanation Rich Text: </w:t>
+      </w:r>
+      <w:r>
+        <w:rPr>
+          <w:color w:val="111827"/>
+        </w:rPr>
+        <w:t xml:space="preserve">Factorising: (x−2)(x−3) = 0, so x = 2 or x = 3.</w:t>
       </w:r>
     </w:p>
     <w:p>
@@ -2406,6 +2479,7 @@
         <w:gridCol w:w="100"/>
         <w:gridCol w:w="100"/>
         <w:gridCol w:w="100"/>
+        <w:gridCol w:w="100"/>
       </w:tblGrid>
       <w:tr>
         <w:trPr>
@@ -2467,7 +2541,7 @@
                 <w:sz w:val="18"/>
                 <w:szCs w:val="18"/>
               </w:rPr>
-              <w:t xml:space="preserve">Image field</w:t>
+              <w:t xml:space="preserve">Rich Text</w:t>
             </w:r>
           </w:p>
         </w:tc>
@@ -2487,7 +2561,7 @@
                 <w:sz w:val="18"/>
                 <w:szCs w:val="18"/>
               </w:rPr>
-              <w:t xml:space="preserve">Equation field</w:t>
+              <w:t xml:space="preserve">Image</w:t>
             </w:r>
           </w:p>
         </w:tc>
@@ -2507,6 +2581,26 @@
                 <w:sz w:val="18"/>
                 <w:szCs w:val="18"/>
               </w:rPr>
+              <w:t xml:space="preserve">Equation</w:t>
+            </w:r>
+          </w:p>
+        </w:tc>
+        <w:tc>
+          <w:tcPr>
+            <w:shd w:fill="4f46e5" w:color="auto" w:val="clear"/>
+          </w:tcPr>
+          <w:p>
+            <w:pPr>
+              <w:jc w:val="center"/>
+            </w:pPr>
+            <w:r>
+              <w:rPr>
+                <w:b/>
+                <w:bCs/>
+                <w:color w:val="ffffff"/>
+                <w:sz w:val="18"/>
+                <w:szCs w:val="18"/>
+              </w:rPr>
               <w:t xml:space="preserve">Notes</w:t>
             </w:r>
           </w:p>
@@ -2524,7 +2618,7 @@
                 <w:sz w:val="18"/>
                 <w:szCs w:val="18"/>
               </w:rPr>
-              <w:t xml:space="preserve">question_text</w:t>
+              <w:t xml:space="preserve">question_rich_text</w:t>
             </w:r>
           </w:p>
         </w:tc>
@@ -2554,7 +2648,7 @@
                 <w:sz w:val="18"/>
                 <w:szCs w:val="18"/>
               </w:rPr>
-              <w:t xml:space="preserve">Question Image</w:t>
+              <w:t xml:space="preserve">Yes — HTML tags</w:t>
             </w:r>
           </w:p>
         </w:tc>
@@ -2569,7 +2663,22 @@
                 <w:sz w:val="18"/>
                 <w:szCs w:val="18"/>
               </w:rPr>
-              <w:t xml:space="preserve">Question Equation</w:t>
+              <w:t xml:space="preserve">Question Image field</w:t>
+            </w:r>
+          </w:p>
+        </w:tc>
+        <w:tc>
+          <w:tcPr>
+            <w:shd w:fill="f8f9ff" w:color="auto" w:val="clear"/>
+          </w:tcPr>
+          <w:p>
+            <w:r>
+              <w:rPr>
+                <w:color w:val="111827"/>
+                <w:sz w:val="18"/>
+                <w:szCs w:val="18"/>
+              </w:rPr>
+              <w:t xml:space="preserve">Question Equation field</w:t>
             </w:r>
           </w:p>
         </w:tc>
@@ -2601,7 +2710,7 @@
                 <w:sz w:val="18"/>
                 <w:szCs w:val="18"/>
               </w:rPr>
-              <w:t xml:space="preserve">option_a / b / c / d</w:t>
+              <w:t xml:space="preserve">option_a/b/c/d_rich_text</w:t>
             </w:r>
           </w:p>
         </w:tc>
@@ -2631,7 +2740,7 @@
                 <w:sz w:val="18"/>
                 <w:szCs w:val="18"/>
               </w:rPr>
-              <w:t xml:space="preserve">Option X Image</w:t>
+              <w:t xml:space="preserve">Yes</w:t>
             </w:r>
           </w:p>
         </w:tc>
@@ -2646,7 +2755,22 @@
                 <w:sz w:val="18"/>
                 <w:szCs w:val="18"/>
               </w:rPr>
-              <w:t xml:space="preserve">Option X Equation</w:t>
+              <w:t xml:space="preserve">Option X Image field</w:t>
+            </w:r>
+          </w:p>
+        </w:tc>
+        <w:tc>
+          <w:tcPr>
+            <w:shd w:fill="ffffff" w:color="auto" w:val="clear"/>
+          </w:tcPr>
+          <w:p>
+            <w:r>
+              <w:rPr>
+                <w:color w:val="111827"/>
+                <w:sz w:val="18"/>
+                <w:szCs w:val="18"/>
+              </w:rPr>
+              <w:t xml:space="preserve">Option X Equation field</w:t>
             </w:r>
           </w:p>
         </w:tc>
@@ -2738,6 +2862,21 @@
                 <w:sz w:val="18"/>
                 <w:szCs w:val="18"/>
               </w:rPr>
+              <w:t xml:space="preserve">—</w:t>
+            </w:r>
+          </w:p>
+        </w:tc>
+        <w:tc>
+          <w:tcPr>
+            <w:shd w:fill="f8f9ff" w:color="auto" w:val="clear"/>
+          </w:tcPr>
+          <w:p>
+            <w:r>
+              <w:rPr>
+                <w:color w:val="111827"/>
+                <w:sz w:val="18"/>
+                <w:szCs w:val="18"/>
+              </w:rPr>
               <w:t xml:space="preserve">Exactly A, B, C, or D — uppercase</w:t>
             </w:r>
           </w:p>
@@ -2755,7 +2894,7 @@
                 <w:sz w:val="18"/>
                 <w:szCs w:val="18"/>
               </w:rPr>
-              <w:t xml:space="preserve">explanation</w:t>
+              <w:t xml:space="preserve">explanation_rich_text</w:t>
             </w:r>
           </w:p>
         </w:tc>
@@ -2771,6 +2910,21 @@
                 <w:szCs w:val="18"/>
               </w:rPr>
               <w:t xml:space="preserve">optional</w:t>
+            </w:r>
+          </w:p>
+        </w:tc>
+        <w:tc>
+          <w:tcPr>
+            <w:shd w:fill="ffffff" w:color="auto" w:val="clear"/>
+          </w:tcPr>
+          <w:p>
+            <w:r>
+              <w:rPr>
+                <w:color w:val="111827"/>
+                <w:sz w:val="18"/>
+                <w:szCs w:val="18"/>
+              </w:rPr>
+              <w:t xml:space="preserve">Yes</w:t>
             </w:r>
           </w:p>
         </w:tc>
@@ -2892,6 +3046,21 @@
                 <w:sz w:val="18"/>
                 <w:szCs w:val="18"/>
               </w:rPr>
+              <w:t xml:space="preserve">—</w:t>
+            </w:r>
+          </w:p>
+        </w:tc>
+        <w:tc>
+          <w:tcPr>
+            <w:shd w:fill="f8f9ff" w:color="auto" w:val="clear"/>
+          </w:tcPr>
+          <w:p>
+            <w:r>
+              <w:rPr>
+                <w:color w:val="111827"/>
+                <w:sz w:val="18"/>
+                <w:szCs w:val="18"/>
+              </w:rPr>
               <w:t xml:space="preserve">Top-level taxonomy</w:t>
             </w:r>
           </w:p>
@@ -2969,6 +3138,21 @@
                 <w:sz w:val="18"/>
                 <w:szCs w:val="18"/>
               </w:rPr>
+              <w:t xml:space="preserve">—</w:t>
+            </w:r>
+          </w:p>
+        </w:tc>
+        <w:tc>
+          <w:tcPr>
+            <w:shd w:fill="ffffff" w:color="auto" w:val="clear"/>
+          </w:tcPr>
+          <w:p>
+            <w:r>
+              <w:rPr>
+                <w:color w:val="111827"/>
+                <w:sz w:val="18"/>
+                <w:szCs w:val="18"/>
+              </w:rPr>
               <w:t xml:space="preserve">Second-level taxonomy</w:t>
             </w:r>
           </w:p>
@@ -3046,6 +3230,21 @@
                 <w:sz w:val="18"/>
                 <w:szCs w:val="18"/>
               </w:rPr>
+              <w:t xml:space="preserve">—</w:t>
+            </w:r>
+          </w:p>
+        </w:tc>
+        <w:tc>
+          <w:tcPr>
+            <w:shd w:fill="f8f9ff" w:color="auto" w:val="clear"/>
+          </w:tcPr>
+          <w:p>
+            <w:r>
+              <w:rPr>
+                <w:color w:val="111827"/>
+                <w:sz w:val="18"/>
+                <w:szCs w:val="18"/>
+              </w:rPr>
               <w:t xml:space="preserve">Third-level taxonomy</w:t>
             </w:r>
           </w:p>
@@ -3123,6 +3322,21 @@
                 <w:sz w:val="18"/>
                 <w:szCs w:val="18"/>
               </w:rPr>
+              <w:t xml:space="preserve">—</w:t>
+            </w:r>
+          </w:p>
+        </w:tc>
+        <w:tc>
+          <w:tcPr>
+            <w:shd w:fill="ffffff" w:color="auto" w:val="clear"/>
+          </w:tcPr>
+          <w:p>
+            <w:r>
+              <w:rPr>
+                <w:color w:val="111827"/>
+                <w:sz w:val="18"/>
+                <w:szCs w:val="18"/>
+              </w:rPr>
               <w:t xml:space="preserve">Fourth-level taxonomy</w:t>
             </w:r>
           </w:p>
@@ -3200,6 +3414,21 @@
                 <w:sz w:val="18"/>
                 <w:szCs w:val="18"/>
               </w:rPr>
+              <w:t xml:space="preserve">—</w:t>
+            </w:r>
+          </w:p>
+        </w:tc>
+        <w:tc>
+          <w:tcPr>
+            <w:shd w:fill="f8f9ff" w:color="auto" w:val="clear"/>
+          </w:tcPr>
+          <w:p>
+            <w:r>
+              <w:rPr>
+                <w:color w:val="111827"/>
+                <w:sz w:val="18"/>
+                <w:szCs w:val="18"/>
+              </w:rPr>
               <w:t xml:space="preserve">MCQ or TRUE_FALSE (exact)</w:t>
             </w:r>
           </w:p>
@@ -3277,6 +3506,21 @@
                 <w:sz w:val="18"/>
                 <w:szCs w:val="18"/>
               </w:rPr>
+              <w:t xml:space="preserve">—</w:t>
+            </w:r>
+          </w:p>
+        </w:tc>
+        <w:tc>
+          <w:tcPr>
+            <w:shd w:fill="ffffff" w:color="auto" w:val="clear"/>
+          </w:tcPr>
+          <w:p>
+            <w:r>
+              <w:rPr>
+                <w:color w:val="111827"/>
+                <w:sz w:val="18"/>
+                <w:szCs w:val="18"/>
+              </w:rPr>
               <w:t xml:space="preserve">EASY, MEDIUM, or HARD (exact)</w:t>
             </w:r>
           </w:p>
@@ -3354,6 +3598,21 @@
                 <w:sz w:val="18"/>
                 <w:szCs w:val="18"/>
               </w:rPr>
+              <w:t xml:space="preserve">—</w:t>
+            </w:r>
+          </w:p>
+        </w:tc>
+        <w:tc>
+          <w:tcPr>
+            <w:shd w:fill="f8f9ff" w:color="auto" w:val="clear"/>
+          </w:tcPr>
+          <w:p>
+            <w:r>
+              <w:rPr>
+                <w:color w:val="111827"/>
+                <w:sz w:val="18"/>
+                <w:szCs w:val="18"/>
+              </w:rPr>
               <w:t xml:space="preserve">e.g. SBI_PO_2023</w:t>
             </w:r>
           </w:p>
@@ -3431,6 +3690,21 @@
                 <w:sz w:val="18"/>
                 <w:szCs w:val="18"/>
               </w:rPr>
+              <w:t xml:space="preserve">—</w:t>
+            </w:r>
+          </w:p>
+        </w:tc>
+        <w:tc>
+          <w:tcPr>
+            <w:shd w:fill="ffffff" w:color="auto" w:val="clear"/>
+          </w:tcPr>
+          <w:p>
+            <w:r>
+              <w:rPr>
+                <w:color w:val="111827"/>
+                <w:sz w:val="18"/>
+                <w:szCs w:val="18"/>
+              </w:rPr>
               <w:t xml:space="preserve">Positive decimal — never 0</w:t>
             </w:r>
           </w:p>
@@ -3464,6 +3738,21 @@
                 <w:szCs w:val="18"/>
               </w:rPr>
               <w:t xml:space="preserve">optional</w:t>
+            </w:r>
+          </w:p>
+        </w:tc>
+        <w:tc>
+          <w:tcPr>
+            <w:shd w:fill="f8f9ff" w:color="auto" w:val="clear"/>
+          </w:tcPr>
+          <w:p>
+            <w:r>
+              <w:rPr>
+                <w:color w:val="111827"/>
+                <w:sz w:val="18"/>
+                <w:szCs w:val="18"/>
+              </w:rPr>
+              <w:t xml:space="preserve">—</w:t>
             </w:r>
           </w:p>
         </w:tc>
